--- a/downloads/student/ai-4-week-30.docx
+++ b/downloads/student/ai-4-week-30.docx
@@ -2075,6 +2075,16 @@
     <w:p>
       <w:r>
         <w:t>One controlled audit can reveal a shortcut in this toy setting without proving how every internal feature is represented.</w:t>
+      </w:r>
+    </w:p>
+    <w:p>
+      <w:r>
+        <w:t>Read the labelled picture: What fresh evidence is needed after adding crossed training data? Point to the relevant step in the picture, then write the changed result and the rule or evidence that supports it.</w:t>
+      </w:r>
+    </w:p>
+    <w:p>
+      <w:r>
+        <w:t>Change one thing: The unchanged model predicts spotted for both red-background classes and healthy for both grey-background classes. Predict the result before checking the explanation. What remains the same?</w:t>
       </w:r>
     </w:p>
     <w:p>
@@ -3975,6 +3985,187 @@
     <w:p>
       <w:r>
         <w:t>Attempt the independent case before hints. Record whether you worked alone, used a hint or followed a model. After feedback, fix the first unsupported step and explain why it changed. A later check uses a changed case, not a copied answer.</w:t>
+      </w:r>
+    </w:p>
+    <w:p>
+      <w:pPr>
+        <w:pStyle w:val="Heading1"/>
+      </w:pPr>
+      <w:r>
+        <w:t>15. Your lesson route</w:t>
+      </w:r>
+    </w:p>
+    <w:p>
+      <w:r>
+        <w:t>Start with this question: Test whether a plant model follows the leaf or a convenient background shortcut.</w:t>
+      </w:r>
+    </w:p>
+    <w:tbl>
+      <w:tblPr>
+        <w:tblStyle w:val="LightShading-Accent1"/>
+        <w:tblW w:type="auto" w:w="0"/>
+        <w:tblLook w:firstColumn="1" w:firstRow="1" w:lastColumn="0" w:lastRow="0" w:noHBand="0" w:noVBand="1" w:val="04A0"/>
+      </w:tblPr>
+      <w:tblGrid>
+        <w:gridCol w:w="5112"/>
+        <w:gridCol w:w="5112"/>
+      </w:tblGrid>
+      <w:tr>
+        <w:trPr>
+          <w:tblHeader/>
+        </w:trPr>
+        <w:tc>
+          <w:tcPr>
+            <w:tcW w:type="dxa" w:w="5112"/>
+          </w:tcPr>
+          <w:p>
+            <w:r>
+              <w:t>By the end, I can</w:t>
+            </w:r>
+          </w:p>
+        </w:tc>
+        <w:tc>
+          <w:tcPr>
+            <w:tcW w:type="dxa" w:w="5112"/>
+          </w:tcPr>
+          <w:p>
+            <w:r>
+              <w:t>How I will show it</w:t>
+            </w:r>
+          </w:p>
+        </w:tc>
+      </w:tr>
+      <w:tr>
+        <w:tc>
+          <w:tcPr>
+            <w:tcW w:type="dxa" w:w="5112"/>
+          </w:tcPr>
+          <w:p>
+            <w:r>
+              <w:t>Compare training and validation evidence for model capacity</w:t>
+            </w:r>
+          </w:p>
+        </w:tc>
+        <w:tc>
+          <w:tcPr>
+            <w:tcW w:type="dxa" w:w="5112"/>
+          </w:tcPr>
+          <w:p>
+            <w:r>
+              <w:t>Explain the deciding step, show a trace or test, and state one limit.</w:t>
+            </w:r>
+          </w:p>
+        </w:tc>
+      </w:tr>
+      <w:tr>
+        <w:tc>
+          <w:tcPr>
+            <w:tcW w:type="dxa" w:w="5112"/>
+          </w:tcPr>
+          <w:p>
+            <w:r>
+              <w:t>Explain overfitting without assuming every gap proves it</w:t>
+            </w:r>
+          </w:p>
+        </w:tc>
+        <w:tc>
+          <w:tcPr>
+            <w:tcW w:type="dxa" w:w="5112"/>
+          </w:tcPr>
+          <w:p>
+            <w:r>
+              <w:t>Explain the deciding step, show a trace or test, and state one limit.</w:t>
+            </w:r>
+          </w:p>
+        </w:tc>
+      </w:tr>
+      <w:tr>
+        <w:tc>
+          <w:tcPr>
+            <w:tcW w:type="dxa" w:w="5112"/>
+          </w:tcPr>
+          <w:p>
+            <w:r>
+              <w:t>Use a declared selection rule instead of perfect training fit</w:t>
+            </w:r>
+          </w:p>
+        </w:tc>
+        <w:tc>
+          <w:tcPr>
+            <w:tcW w:type="dxa" w:w="5112"/>
+          </w:tcPr>
+          <w:p>
+            <w:r>
+              <w:t>Explain the deciding step, show a trace or test, and state one limit.</w:t>
+            </w:r>
+          </w:p>
+        </w:tc>
+      </w:tr>
+    </w:tbl>
+    <w:p>
+      <w:r>
+        <w:t>Remember → watch and explain → try with help → investigate → try independently → keep project evidence. Your teacher may spread this lesson across several classes.</w:t>
+      </w:r>
+    </w:p>
+    <w:p>
+      <w:r>
+        <w:t>Keep your first prediction. Compare it with what the evidence shows and explain any change.</w:t>
+      </w:r>
+    </w:p>
+    <w:p>
+      <w:pPr>
+        <w:pStyle w:val="Heading1"/>
+      </w:pPr>
+      <w:r>
+        <w:t>16. Finish and return</w:t>
+      </w:r>
+    </w:p>
+    <w:p>
+      <w:r>
+        <w:t>Close your notes. Explain this goal in your own words: Compare training and validation evidence for model capacity</w:t>
+      </w:r>
+    </w:p>
+    <w:p>
+      <w:pPr>
+        <w:pStyle w:val="Heading3"/>
+      </w:pPr>
+      <w:r>
+        <w:t>My deciding step, evidence and one remaining question</w:t>
+      </w:r>
+    </w:p>
+    <w:p>
+      <w:r>
+        <w:t>________________________________________________________________</w:t>
+      </w:r>
+    </w:p>
+    <w:p>
+      <w:r>
+        <w:t>________________________________________________________________</w:t>
+      </w:r>
+    </w:p>
+    <w:p>
+      <w:r>
+        <w:t>________________________________________________________________</w:t>
+      </w:r>
+    </w:p>
+    <w:p>
+      <w:r>
+        <w:t>________________________________________________________________</w:t>
+      </w:r>
+    </w:p>
+    <w:p>
+      <w:r>
+        <w:t>________________________________________________________________</w:t>
+      </w:r>
+    </w:p>
+    <w:p>
+      <w:r>
+        <w:t>If you are unsure, return to the worked picture and explain one arrow. If you are ready, change an input or assumption and justify your prediction.</w:t>
+      </w:r>
+    </w:p>
+    <w:p>
+      <w:r>
+        <w:t>Save your workbook evidence. At the next review, try a different case before opening your old answer.</w:t>
       </w:r>
     </w:p>
     <w:sectPr>

--- a/downloads/student/ai-4-week-30.docx
+++ b/downloads/student/ai-4-week-30.docx
@@ -4166,6 +4166,202 @@
     <w:p>
       <w:r>
         <w:t>Save your workbook evidence. At the next review, try a different case before opening your old answer.</w:t>
+      </w:r>
+    </w:p>
+    <w:p>
+      <w:pPr>
+        <w:pStyle w:val="Heading1"/>
+      </w:pPr>
+      <w:r>
+        <w:t>17. Supported practice, repair and portfolio</w:t>
+      </w:r>
+    </w:p>
+    <w:p>
+      <w:r>
+        <w:t>Use this supported practice once, in the browser or on paper. Keep the reserved independent assessment for a separate first attempt before teacher feedback.</w:t>
+      </w:r>
+    </w:p>
+    <w:p>
+      <w:r>
+        <w:t>Test whether a plant model follows the leaf or a convenient background shortcut.</w:t>
+      </w:r>
+    </w:p>
+    <w:p>
+      <w:pPr>
+        <w:pStyle w:val="Heading3"/>
+      </w:pPr>
+      <w:r>
+        <w:t>Practice 1: explain the deciding evidence</w:t>
+      </w:r>
+    </w:p>
+    <w:p>
+      <w:r>
+        <w:t>Which labelled step matches this detail? Compare predictions for the same leaf on both backgrounds; do not assume an error cause before observing it.</w:t>
+      </w:r>
+    </w:p>
+    <w:p>
+      <w:r>
+        <w:t>1. Notice correlation</w:t>
+      </w:r>
+    </w:p>
+    <w:p>
+      <w:r>
+        <w:t>2. Design crossed cases</w:t>
+      </w:r>
+    </w:p>
+    <w:p>
+      <w:r>
+        <w:t>3. Inspect fixed model</w:t>
+      </w:r>
+    </w:p>
+    <w:p>
+      <w:pPr>
+        <w:pStyle w:val="Heading3"/>
+      </w:pPr>
+      <w:r>
+        <w:t>My selected conclusion, deciding fact and explanation</w:t>
+      </w:r>
+    </w:p>
+    <w:p>
+      <w:r>
+        <w:t>________________________________________________________________</w:t>
+      </w:r>
+    </w:p>
+    <w:p>
+      <w:r>
+        <w:t>________________________________________________________________</w:t>
+      </w:r>
+    </w:p>
+    <w:p>
+      <w:r>
+        <w:t>________________________________________________________________</w:t>
+      </w:r>
+    </w:p>
+    <w:p>
+      <w:r>
+        <w:t>________________________________________________________________</w:t>
+      </w:r>
+    </w:p>
+    <w:p>
+      <w:r>
+        <w:t>________________________________________________________________</w:t>
+      </w:r>
+    </w:p>
+    <w:p>
+      <w:r>
+        <w:t>Hint if needed: Read the steps in the pictorial case. Match the supplied detail to the stage that performs or records it.</w:t>
+      </w:r>
+    </w:p>
+    <w:p>
+      <w:r>
+        <w:t>After your attempt, compare with the supported explanation: Inspect fixed model Compare predictions for the same leaf on both backgrounds; do not assume an error cause before observing it. Read the picture in order. Compare predictions for the same leaf on both backgrounds; do not assume an error cause before observing it. The arrows show which recorded input or intermediate result each decision uses. Explain the deciding step aloud before checking the changed case; pointing to the final answer alone does not show how it follows.</w:t>
+      </w:r>
+    </w:p>
+    <w:p>
+      <w:pPr>
+        <w:pStyle w:val="Heading3"/>
+      </w:pPr>
+      <w:r>
+        <w:t>Practice 2: explain the deciding evidence</w:t>
+      </w:r>
+    </w:p>
+    <w:p>
+      <w:r>
+        <w:t>Changed-case practice: The unchanged model predicts spotted for both red-background classes and healthy for both grey-background classes. Which conclusion is supported by the supplied facts?</w:t>
+      </w:r>
+    </w:p>
+    <w:p>
+      <w:r>
+        <w:t>1. It fails on spotted/grey and healthy/red in the crossed audit.</w:t>
+      </w:r>
+    </w:p>
+    <w:p>
+      <w:r>
+        <w:t>2. We can decide the result without examining the changed input or the procedure.</w:t>
+      </w:r>
+    </w:p>
+    <w:p>
+      <w:r>
+        <w:t>3. This one example guarantees correct results for every future input.</w:t>
+      </w:r>
+    </w:p>
+    <w:p>
+      <w:pPr>
+        <w:pStyle w:val="Heading3"/>
+      </w:pPr>
+      <w:r>
+        <w:t>My selected conclusion, deciding fact and explanation</w:t>
+      </w:r>
+    </w:p>
+    <w:p>
+      <w:r>
+        <w:t>________________________________________________________________</w:t>
+      </w:r>
+    </w:p>
+    <w:p>
+      <w:r>
+        <w:t>________________________________________________________________</w:t>
+      </w:r>
+    </w:p>
+    <w:p>
+      <w:r>
+        <w:t>________________________________________________________________</w:t>
+      </w:r>
+    </w:p>
+    <w:p>
+      <w:r>
+        <w:t>________________________________________________________________</w:t>
+      </w:r>
+    </w:p>
+    <w:p>
+      <w:r>
+        <w:t>________________________________________________________________</w:t>
+      </w:r>
+    </w:p>
+    <w:p>
+      <w:r>
+        <w:t>Hint if needed: Use the changed condition and the deciding step in the pictorial trace. The answer must say what follows from those facts.</w:t>
+      </w:r>
+    </w:p>
+    <w:p>
+      <w:r>
+        <w:t>After your attempt, compare with the supported explanation: It fails on spotted/grey and healthy/red in the crossed audit. Those supplied predictions follow background rather than the intended leaf target.</w:t>
+      </w:r>
+    </w:p>
+    <w:p>
+      <w:pPr>
+        <w:pStyle w:val="Heading3"/>
+      </w:pPr>
+      <w:r>
+        <w:t>Repair a missing building block</w:t>
+      </w:r>
+    </w:p>
+    <w:p>
+      <w:r>
+        <w:t>Review Feature Engineering (ai-4/29). Goal: Create features available at prediction time. Short practice: What should be saved so another group transforms the query identically? Point to the relevant step in the picture, then write the changed result and the rule or evidence that supports it.. Return to this week and explain what you changed.</w:t>
+      </w:r>
+    </w:p>
+    <w:p>
+      <w:r>
+        <w:t>Review Overfitting (ai-4/27). Goal: Compare training and validation evidence for model capacity. Short practice: Does100% training accuracy prove Large was always best? Point to the relevant step in the picture, then write the changed result and the rule or evidence that supports it.. Return to this week and explain what you changed.</w:t>
+      </w:r>
+    </w:p>
+    <w:p>
+      <w:r>
+        <w:t>Review Train, Validation, Test (ai-4/24). Goal: Select a model using a declared validation rule. Short practice: Why does B’s zero training MAE not settle the original choice? Point to the relevant step in the picture, then write the changed result and the rule or evidence that supports it.. Return to this week and explain what you changed.</w:t>
+      </w:r>
+    </w:p>
+    <w:p>
+      <w:pPr>
+        <w:pStyle w:val="Heading3"/>
+      </w:pPr>
+      <w:r>
+        <w:t>Keep your completed work</w:t>
+      </w:r>
+    </w:p>
+    <w:p>
+      <w:r>
+        <w:t>Use Download completed work in the hosted lesson to export your answers, reflections, practice feedback and code-run evidence. Open the HTML copy to read or print it. Drafts stay in this browser when storage is available; clear drafts on a shared device.</w:t>
       </w:r>
     </w:p>
     <w:sectPr>

--- a/downloads/student/ai-4-week-30.docx
+++ b/downloads/student/ai-4-week-30.docx
@@ -42,6 +42,11 @@
       </w:r>
     </w:p>
     <w:p>
+      <w:r>
+        <w:t>Start with the target: Compare training and validation evidence for model capacity. Try the recall before opening notes.</w:t>
+      </w:r>
+    </w:p>
+    <w:p>
       <w:pPr>
         <w:pStyle w:val="Heading3"/>
       </w:pPr>
@@ -50,18 +55,96 @@
       </w:r>
     </w:p>
     <w:p>
-      <w:r>
-        <w:t>I can compare training and validation evidence for model capacity.</w:t>
-      </w:r>
-    </w:p>
-    <w:p>
-      <w:r>
-        <w:t>I can explain overfitting without assuming every gap proves it.</w:t>
-      </w:r>
-    </w:p>
-    <w:p>
-      <w:r>
-        <w:t>I can use a declared selection rule instead of perfect training fit.</w:t>
+      <w:pPr>
+        <w:spacing w:line="336" w:lineRule="auto" w:after="180"/>
+      </w:pPr>
+      <w:r>
+        <w:rPr>
+          <w:b w:val="0"/>
+        </w:rPr>
+        <w:t xml:space="preserve">I can compare </w:t>
+      </w:r>
+      <w:r>
+        <w:rPr>
+          <w:b/>
+        </w:rPr>
+        <w:t>training</w:t>
+      </w:r>
+      <w:r>
+        <w:rPr>
+          <w:b w:val="0"/>
+        </w:rPr>
+        <w:t xml:space="preserve"> and validation </w:t>
+      </w:r>
+      <w:r>
+        <w:rPr>
+          <w:b/>
+        </w:rPr>
+        <w:t>evidence</w:t>
+      </w:r>
+      <w:r>
+        <w:rPr>
+          <w:b w:val="0"/>
+        </w:rPr>
+        <w:t xml:space="preserve"> for model </w:t>
+      </w:r>
+      <w:r>
+        <w:rPr>
+          <w:b/>
+        </w:rPr>
+        <w:t>capacity</w:t>
+      </w:r>
+      <w:r>
+        <w:rPr>
+          <w:b w:val="0"/>
+        </w:rPr>
+        <w:t>.</w:t>
+      </w:r>
+    </w:p>
+    <w:p>
+      <w:pPr>
+        <w:spacing w:line="336" w:lineRule="auto" w:after="180"/>
+      </w:pPr>
+      <w:r>
+        <w:rPr>
+          <w:b w:val="0"/>
+        </w:rPr>
+        <w:t xml:space="preserve">I can explain </w:t>
+      </w:r>
+      <w:r>
+        <w:rPr>
+          <w:b/>
+        </w:rPr>
+        <w:t>overfitting</w:t>
+      </w:r>
+      <w:r>
+        <w:rPr>
+          <w:b w:val="0"/>
+        </w:rPr>
+        <w:t xml:space="preserve"> without assuming every gap proves it.</w:t>
+      </w:r>
+    </w:p>
+    <w:p>
+      <w:pPr>
+        <w:spacing w:line="336" w:lineRule="auto" w:after="180"/>
+      </w:pPr>
+      <w:r>
+        <w:rPr>
+          <w:b w:val="0"/>
+        </w:rPr>
+        <w:t xml:space="preserve">I can use a declared selection rule instead of perfect </w:t>
+      </w:r>
+      <w:r>
+        <w:rPr>
+          <w:b/>
+        </w:rPr>
+        <w:t>training</w:t>
+      </w:r>
+      <w:r>
+        <w:rPr>
+          <w:b w:val="0"/>
+        </w:rPr>
+        <w:t xml:space="preserve"> fit.</w:t>
       </w:r>
     </w:p>
     <w:p>
@@ -73,32 +156,92 @@
       </w:r>
     </w:p>
     <w:p>
-      <w:r>
+      <w:pPr>
+        <w:spacing w:line="336" w:lineRule="auto" w:after="180"/>
+      </w:pPr>
+      <w:r>
+        <w:rPr>
+          <w:b w:val="0"/>
+        </w:rPr>
         <w:t>Close your notes first. A rough first answer helps us choose the right starting point; it is not a score for your ability.</w:t>
       </w:r>
     </w:p>
     <w:p>
-      <w:r>
+      <w:pPr>
+        <w:spacing w:line="336" w:lineRule="auto" w:after="180"/>
+      </w:pPr>
+      <w:r>
+        <w:rPr>
+          <w:b w:val="0"/>
+        </w:rPr>
         <w:t>Without opening the old lesson, explain one key idea from Feature Engineering. Give an example and a mistake that the idea helps you avoid.</w:t>
       </w:r>
     </w:p>
     <w:p>
-      <w:r>
-        <w:t>Without opening the old lesson, explain one key idea from Overfitting. Give an example and a mistake that the idea helps you avoid.</w:t>
-      </w:r>
-    </w:p>
-    <w:p>
-      <w:r>
+      <w:pPr>
+        <w:spacing w:line="336" w:lineRule="auto" w:after="180"/>
+      </w:pPr>
+      <w:r>
+        <w:rPr>
+          <w:b w:val="0"/>
+        </w:rPr>
+        <w:t xml:space="preserve">Without opening the old lesson, explain one key idea from </w:t>
+      </w:r>
+      <w:r>
+        <w:rPr>
+          <w:b/>
+        </w:rPr>
+        <w:t>Overfitting</w:t>
+      </w:r>
+      <w:r>
+        <w:rPr>
+          <w:b w:val="0"/>
+        </w:rPr>
+        <w:t>. Give an example and a mistake that the idea helps you avoid.</w:t>
+      </w:r>
+    </w:p>
+    <w:p>
+      <w:pPr>
+        <w:spacing w:line="336" w:lineRule="auto" w:after="180"/>
+      </w:pPr>
+      <w:r>
+        <w:rPr>
+          <w:b w:val="0"/>
+        </w:rPr>
         <w:t>Without opening the old lesson, explain one key idea from Train, Validation, Test. Give an example and a mistake that the idea helps you avoid.</w:t>
       </w:r>
     </w:p>
     <w:p>
-      <w:r>
-        <w:t>After trying, check the relevant lesson or ask your teacher. Change the part of your explanation that the evidence shows was wrong.</w:t>
-      </w:r>
-    </w:p>
-    <w:p>
-      <w:r>
+      <w:pPr>
+        <w:spacing w:line="336" w:lineRule="auto" w:after="180"/>
+      </w:pPr>
+      <w:r>
+        <w:rPr>
+          <w:b w:val="0"/>
+        </w:rPr>
+        <w:t xml:space="preserve">After trying, check the relevant lesson or ask your teacher. Change the part of your explanation that the </w:t>
+      </w:r>
+      <w:r>
+        <w:rPr>
+          <w:b/>
+        </w:rPr>
+        <w:t>evidence</w:t>
+      </w:r>
+      <w:r>
+        <w:rPr>
+          <w:b w:val="0"/>
+        </w:rPr>
+        <w:t xml:space="preserve"> shows was wrong.</w:t>
+      </w:r>
+    </w:p>
+    <w:p>
+      <w:pPr>
+        <w:spacing w:line="336" w:lineRule="auto" w:after="180"/>
+      </w:pPr>
+      <w:r>
+        <w:rPr>
+          <w:b w:val="0"/>
+        </w:rPr>
         <w:t>Different failure causes require different repairs: simplicity, representative data, regularization, or better features.</w:t>
       </w:r>
     </w:p>
@@ -139,12 +282,45 @@
       </w:r>
     </w:p>
     <w:p>
-      <w:r>
-        <w:t>LEARNING TARGET  All spotted training leaves use black backgrounds. Propose a collection and comparison that tests the background shortcut without tuning on final test examples.</w:t>
-      </w:r>
-    </w:p>
-    <w:p>
-      <w:r>
+      <w:pPr>
+        <w:pStyle w:val="Heading3"/>
+      </w:pPr>
+      <w:r>
+        <w:t>Your target</w:t>
+      </w:r>
+    </w:p>
+    <w:p>
+      <w:pPr>
+        <w:spacing w:line="336" w:lineRule="auto" w:after="180"/>
+        <w:shd w:fill="EDF7F3"/>
+      </w:pPr>
+      <w:r>
+        <w:rPr>
+          <w:b w:val="0"/>
+        </w:rPr>
+        <w:t xml:space="preserve">LEARNING TARGET  All spotted </w:t>
+      </w:r>
+      <w:r>
+        <w:rPr>
+          <w:b/>
+        </w:rPr>
+        <w:t>training</w:t>
+      </w:r>
+      <w:r>
+        <w:rPr>
+          <w:b w:val="0"/>
+        </w:rPr>
+        <w:t xml:space="preserve"> leaves use black backgrounds. Propose a collection and comparison that tests the background shortcut without tuning on final test examples.</w:t>
+      </w:r>
+    </w:p>
+    <w:p>
+      <w:pPr>
+        <w:spacing w:line="336" w:lineRule="auto" w:after="180"/>
+      </w:pPr>
+      <w:r>
+        <w:rPr>
+          <w:b w:val="0"/>
+        </w:rPr>
         <w:t>Builder name and experiment date:</w:t>
       </w:r>
     </w:p>
@@ -157,8 +333,27 @@
       </w:r>
     </w:p>
     <w:p>
-      <w:r>
-        <w:t>Can a zero training error guarantee good validation performance?</w:t>
+      <w:pPr>
+        <w:spacing w:line="336" w:lineRule="auto" w:after="180"/>
+        <w:shd w:fill="F5F1FB"/>
+      </w:pPr>
+      <w:r>
+        <w:rPr>
+          <w:b w:val="0"/>
+        </w:rPr>
+        <w:t xml:space="preserve">Can a zero </w:t>
+      </w:r>
+      <w:r>
+        <w:rPr>
+          <w:b/>
+        </w:rPr>
+        <w:t>training</w:t>
+      </w:r>
+      <w:r>
+        <w:rPr>
+          <w:b w:val="0"/>
+        </w:rPr>
+        <w:t xml:space="preserve"> error guarantee good validation performance?</w:t>
       </w:r>
     </w:p>
     <w:p>
@@ -170,7 +365,14 @@
       </w:r>
     </w:p>
     <w:p>
-      <w:r>
+      <w:pPr>
+        <w:spacing w:line="336" w:lineRule="auto" w:after="180"/>
+        <w:shd w:fill="F5F1FB"/>
+      </w:pPr>
+      <w:r>
+        <w:rPr>
+          <w:b w:val="0"/>
+        </w:rPr>
         <w:t>Why does a test score need a population description?</w:t>
       </w:r>
     </w:p>
@@ -206,8 +408,26 @@
       </w:r>
     </w:p>
     <w:p>
-      <w:r>
-        <w:t>By the end, I can explain improve generalization using a traced example and a stated limitation.</w:t>
+      <w:pPr>
+        <w:spacing w:line="336" w:lineRule="auto" w:after="180"/>
+      </w:pPr>
+      <w:r>
+        <w:rPr>
+          <w:b w:val="0"/>
+        </w:rPr>
+        <w:t xml:space="preserve">By the end, I can explain improve </w:t>
+      </w:r>
+      <w:r>
+        <w:rPr>
+          <w:b/>
+        </w:rPr>
+        <w:t>generalization</w:t>
+      </w:r>
+      <w:r>
+        <w:rPr>
+          <w:b w:val="0"/>
+        </w:rPr>
+        <w:t xml:space="preserve"> using a traced example and a stated limitation.</w:t>
       </w:r>
     </w:p>
     <w:p>
@@ -220,6 +440,17 @@
     </w:p>
     <w:p>
       <w:r>
+        <w:t>Investigate the supplied Improve Generalization case. Separate observations, given facts and assumptions before choosing an explanation.</w:t>
+      </w:r>
+    </w:p>
+    <w:p>
+      <w:pPr>
+        <w:spacing w:line="336" w:lineRule="auto" w:after="180"/>
+      </w:pPr>
+      <w:r>
+        <w:rPr>
+          <w:b/>
+        </w:rPr>
         <w:t>PICTURE ENTRY</w:t>
       </w:r>
     </w:p>
@@ -232,8 +463,26 @@
       </w:r>
     </w:p>
     <w:p>
-      <w:r>
-        <w:t>Begin with visible evidence; do not explain more than the picture and information support.</w:t>
+      <w:pPr>
+        <w:spacing w:line="336" w:lineRule="auto" w:after="180"/>
+      </w:pPr>
+      <w:r>
+        <w:rPr>
+          <w:b w:val="0"/>
+        </w:rPr>
+        <w:t xml:space="preserve">Begin with visible </w:t>
+      </w:r>
+      <w:r>
+        <w:rPr>
+          <w:b/>
+        </w:rPr>
+        <w:t>evidence</w:t>
+      </w:r>
+      <w:r>
+        <w:rPr>
+          <w:b w:val="0"/>
+        </w:rPr>
+        <w:t>; do not explain more than the picture and information support.</w:t>
       </w:r>
     </w:p>
     <w:p>
@@ -273,33 +522,150 @@
       </w:r>
     </w:p>
     <w:p>
-      <w:r>
-        <w:t>MYSTERY  The team must use improve generalization to solve a model-building problem. What information do they have? What important evidence is still missing?</w:t>
-      </w:r>
-    </w:p>
-    <w:p>
-      <w:r>
+      <w:pPr>
+        <w:pStyle w:val="Heading3"/>
+      </w:pPr>
+      <w:r>
+        <w:t>Start with this puzzle</w:t>
+      </w:r>
+    </w:p>
+    <w:p>
+      <w:pPr>
+        <w:spacing w:line="336" w:lineRule="auto" w:after="180"/>
+        <w:shd w:fill="F1F6FC"/>
+      </w:pPr>
+      <w:r>
+        <w:rPr>
+          <w:b w:val="0"/>
+        </w:rPr>
+        <w:t xml:space="preserve">MYSTERY  The team must use improve </w:t>
+      </w:r>
+      <w:r>
+        <w:rPr>
+          <w:b/>
+        </w:rPr>
+        <w:t>generalization</w:t>
+      </w:r>
+      <w:r>
+        <w:rPr>
+          <w:b w:val="0"/>
+        </w:rPr>
+        <w:t xml:space="preserve"> to solve a model-building problem. What information do they have? What important </w:t>
+      </w:r>
+      <w:r>
+        <w:rPr>
+          <w:b/>
+        </w:rPr>
+        <w:t>evidence</w:t>
+      </w:r>
+      <w:r>
+        <w:rPr>
+          <w:b w:val="0"/>
+        </w:rPr>
+        <w:t xml:space="preserve"> is still missing?</w:t>
+      </w:r>
+    </w:p>
+    <w:p>
+      <w:pPr>
+        <w:spacing w:line="336" w:lineRule="auto" w:after="180"/>
+      </w:pPr>
+      <w:r>
+        <w:rPr>
+          <w:b w:val="0"/>
+        </w:rPr>
         <w:t>Name three visible details without interpreting them.</w:t>
       </w:r>
     </w:p>
     <w:p>
-      <w:r>
+      <w:pPr>
+        <w:spacing w:line="336" w:lineRule="auto" w:after="180"/>
+      </w:pPr>
+      <w:r>
+        <w:rPr>
+          <w:b w:val="0"/>
+        </w:rPr>
         <w:t>Predict the data, model, or evaluation decision being made.</w:t>
       </w:r>
     </w:p>
     <w:p>
-      <w:r>
+      <w:pPr>
+        <w:spacing w:line="336" w:lineRule="auto" w:after="180"/>
+      </w:pPr>
+      <w:r>
+        <w:rPr>
+          <w:b w:val="0"/>
+        </w:rPr>
         <w:t>Identify one hidden assumption that could change the result.</w:t>
       </w:r>
     </w:p>
     <w:p>
-      <w:r>
-        <w:t>State what evidence would confirm or reject your prediction.</w:t>
-      </w:r>
-    </w:p>
-    <w:p>
-      <w:r>
-        <w:t>My prediction and supporting evidence:</w:t>
+      <w:pPr>
+        <w:spacing w:line="336" w:lineRule="auto" w:after="180"/>
+      </w:pPr>
+      <w:r>
+        <w:rPr>
+          <w:b w:val="0"/>
+        </w:rPr>
+        <w:t xml:space="preserve">State what </w:t>
+      </w:r>
+      <w:r>
+        <w:rPr>
+          <w:b/>
+        </w:rPr>
+        <w:t>evidence</w:t>
+      </w:r>
+      <w:r>
+        <w:rPr>
+          <w:b w:val="0"/>
+        </w:rPr>
+        <w:t xml:space="preserve"> would confirm or reject your </w:t>
+      </w:r>
+      <w:r>
+        <w:rPr>
+          <w:b/>
+        </w:rPr>
+        <w:t>prediction</w:t>
+      </w:r>
+      <w:r>
+        <w:rPr>
+          <w:b w:val="0"/>
+        </w:rPr>
+        <w:t>.</w:t>
+      </w:r>
+    </w:p>
+    <w:p>
+      <w:pPr>
+        <w:spacing w:line="336" w:lineRule="auto" w:after="180"/>
+      </w:pPr>
+      <w:r>
+        <w:rPr>
+          <w:b w:val="0"/>
+        </w:rPr>
+        <w:t xml:space="preserve">My </w:t>
+      </w:r>
+      <w:r>
+        <w:rPr>
+          <w:b/>
+        </w:rPr>
+        <w:t>prediction</w:t>
+      </w:r>
+      <w:r>
+        <w:rPr>
+          <w:b w:val="0"/>
+        </w:rPr>
+        <w:t xml:space="preserve"> and supporting </w:t>
+      </w:r>
+      <w:r>
+        <w:rPr>
+          <w:b/>
+        </w:rPr>
+        <w:t>evidence</w:t>
+      </w:r>
+      <w:r>
+        <w:rPr>
+          <w:b w:val="0"/>
+        </w:rPr>
+        <w:t>:</w:t>
       </w:r>
     </w:p>
     <w:p>
@@ -311,13 +677,143 @@
       </w:r>
     </w:p>
     <w:p>
-      <w:r>
-        <w:t>A more flexible model can represent complicated relationships and accidental details. Capacity can help when there is enough relevant evidence, but perfect training performance is not the goal. Compare training and validation using the same metric while checking leakage and representativeness.</w:t>
-      </w:r>
-    </w:p>
-    <w:p>
-      <w:r>
-        <w:t>Use fictional classroom data throughout this investigation. Keep the task, units, reference labels and data split visible as you reason. Earlier weeks supplied the model-building process; this week examines overfitting and model capacity.</w:t>
+      <w:pPr>
+        <w:spacing w:line="336" w:lineRule="auto" w:after="180"/>
+      </w:pPr>
+      <w:r>
+        <w:rPr>
+          <w:b w:val="0"/>
+        </w:rPr>
+        <w:t xml:space="preserve">A more flexible model can represent complicated relationships and accidental details. </w:t>
+      </w:r>
+      <w:r>
+        <w:rPr>
+          <w:b/>
+        </w:rPr>
+        <w:t>Capacity</w:t>
+      </w:r>
+      <w:r>
+        <w:rPr>
+          <w:b w:val="0"/>
+        </w:rPr>
+        <w:t xml:space="preserve"> can help when there is enough relevant </w:t>
+      </w:r>
+      <w:r>
+        <w:rPr>
+          <w:b/>
+        </w:rPr>
+        <w:t>evidence</w:t>
+      </w:r>
+      <w:r>
+        <w:rPr>
+          <w:b w:val="0"/>
+        </w:rPr>
+        <w:t xml:space="preserve">, but perfect </w:t>
+      </w:r>
+      <w:r>
+        <w:rPr>
+          <w:b/>
+        </w:rPr>
+        <w:t>training</w:t>
+      </w:r>
+      <w:r>
+        <w:rPr>
+          <w:b w:val="0"/>
+        </w:rPr>
+        <w:t xml:space="preserve"> performance is not the goal.</w:t>
+      </w:r>
+    </w:p>
+    <w:p>
+      <w:pPr>
+        <w:spacing w:line="336" w:lineRule="auto" w:after="180"/>
+      </w:pPr>
+      <w:r>
+        <w:rPr>
+          <w:b w:val="0"/>
+        </w:rPr>
+        <w:t xml:space="preserve">Compare </w:t>
+      </w:r>
+      <w:r>
+        <w:rPr>
+          <w:b/>
+        </w:rPr>
+        <w:t>training</w:t>
+      </w:r>
+      <w:r>
+        <w:rPr>
+          <w:b w:val="0"/>
+        </w:rPr>
+        <w:t xml:space="preserve"> and validation using the same metric while checking leakage and representativeness.</w:t>
+      </w:r>
+    </w:p>
+    <w:p>
+      <w:pPr>
+        <w:spacing w:line="336" w:lineRule="auto" w:after="180"/>
+      </w:pPr>
+      <w:r>
+        <w:rPr>
+          <w:b w:val="0"/>
+        </w:rPr>
+        <w:t xml:space="preserve">Use fictional classroom data throughout this investigation. Keep the task, units, </w:t>
+      </w:r>
+      <w:r>
+        <w:rPr>
+          <w:b/>
+        </w:rPr>
+        <w:t>reference labels</w:t>
+      </w:r>
+      <w:r>
+        <w:rPr>
+          <w:b w:val="0"/>
+        </w:rPr>
+        <w:t xml:space="preserve"> and data split visible as you reason.</w:t>
+      </w:r>
+    </w:p>
+    <w:p>
+      <w:pPr>
+        <w:spacing w:line="336" w:lineRule="auto" w:after="180"/>
+      </w:pPr>
+      <w:r>
+        <w:rPr>
+          <w:b w:val="0"/>
+        </w:rPr>
+        <w:t xml:space="preserve">Earlier weeks supplied the model-building </w:t>
+      </w:r>
+      <w:r>
+        <w:rPr>
+          <w:b/>
+        </w:rPr>
+        <w:t>process</w:t>
+      </w:r>
+      <w:r>
+        <w:rPr>
+          <w:b w:val="0"/>
+        </w:rPr>
+        <w:t xml:space="preserve">; this week examines </w:t>
+      </w:r>
+      <w:r>
+        <w:rPr>
+          <w:b/>
+        </w:rPr>
+        <w:t>overfitting</w:t>
+      </w:r>
+      <w:r>
+        <w:rPr>
+          <w:b w:val="0"/>
+        </w:rPr>
+        <w:t xml:space="preserve"> and model </w:t>
+      </w:r>
+      <w:r>
+        <w:rPr>
+          <w:b/>
+        </w:rPr>
+        <w:t>capacity</w:t>
+      </w:r>
+      <w:r>
+        <w:rPr>
+          <w:b w:val="0"/>
+        </w:rPr>
+        <w:t>.</w:t>
       </w:r>
     </w:p>
     <w:p>
@@ -329,13 +825,96 @@
       </w:r>
     </w:p>
     <w:p>
-      <w:r>
-        <w:t>A model trained on one set of conditions may encounter another. Lighting, measuring tools, class frequency and the relationship between inputs and labels can change. A shift does not automatically imply failure, but it challenges the assumption that old evidence represents current use.</w:t>
-      </w:r>
-    </w:p>
-    <w:p>
-      <w:r>
-        <w:t>Use fictional classroom data throughout this investigation. Keep the task, units, reference labels and data split visible as you reason. Earlier weeks supplied the model-building process; this week examines distribution shift.</w:t>
+      <w:pPr>
+        <w:spacing w:line="336" w:lineRule="auto" w:after="180"/>
+      </w:pPr>
+      <w:r>
+        <w:rPr>
+          <w:b w:val="0"/>
+        </w:rPr>
+        <w:t xml:space="preserve">A model trained on one set of conditions may encounter another. Lighting, measuring tools, class frequency and the relationship between </w:t>
+      </w:r>
+      <w:r>
+        <w:rPr>
+          <w:b/>
+        </w:rPr>
+        <w:t>input</w:t>
+      </w:r>
+      <w:r>
+        <w:rPr>
+          <w:b w:val="0"/>
+        </w:rPr>
+        <w:t>s and labels can change.</w:t>
+      </w:r>
+    </w:p>
+    <w:p>
+      <w:pPr>
+        <w:spacing w:line="336" w:lineRule="auto" w:after="180"/>
+      </w:pPr>
+      <w:r>
+        <w:rPr>
+          <w:b w:val="0"/>
+        </w:rPr>
+        <w:t xml:space="preserve">A shift does not automatically imply failure, but it challenges the assumption that old </w:t>
+      </w:r>
+      <w:r>
+        <w:rPr>
+          <w:b/>
+        </w:rPr>
+        <w:t>evidence</w:t>
+      </w:r>
+      <w:r>
+        <w:rPr>
+          <w:b w:val="0"/>
+        </w:rPr>
+        <w:t xml:space="preserve"> represents current use.</w:t>
+      </w:r>
+    </w:p>
+    <w:p>
+      <w:pPr>
+        <w:spacing w:line="336" w:lineRule="auto" w:after="180"/>
+      </w:pPr>
+      <w:r>
+        <w:rPr>
+          <w:b w:val="0"/>
+        </w:rPr>
+        <w:t xml:space="preserve">Use fictional classroom data throughout this investigation. Keep the task, units, </w:t>
+      </w:r>
+      <w:r>
+        <w:rPr>
+          <w:b/>
+        </w:rPr>
+        <w:t>reference labels</w:t>
+      </w:r>
+      <w:r>
+        <w:rPr>
+          <w:b w:val="0"/>
+        </w:rPr>
+        <w:t xml:space="preserve"> and data split visible as you reason. Earlier weeks supplied the model-building </w:t>
+      </w:r>
+      <w:r>
+        <w:rPr>
+          <w:b/>
+        </w:rPr>
+        <w:t>process</w:t>
+      </w:r>
+      <w:r>
+        <w:rPr>
+          <w:b w:val="0"/>
+        </w:rPr>
+        <w:t xml:space="preserve">; this week examines </w:t>
+      </w:r>
+      <w:r>
+        <w:rPr>
+          <w:b/>
+        </w:rPr>
+        <w:t>distribution shift</w:t>
+      </w:r>
+      <w:r>
+        <w:rPr>
+          <w:b w:val="0"/>
+        </w:rPr>
+        <w:t>.</w:t>
       </w:r>
     </w:p>
     <w:p>
@@ -348,7 +927,24 @@
     </w:p>
     <w:p>
       <w:r>
-        <w:t>ML MECHANISM</w:t>
+        <w:t>Follow the mechanism for Improve Generalization. Connect each labelled input, deciding step and result.</w:t>
+      </w:r>
+    </w:p>
+    <w:p>
+      <w:pPr>
+        <w:spacing w:line="336" w:lineRule="auto" w:after="180"/>
+      </w:pPr>
+      <w:r>
+        <w:rPr>
+          <w:b/>
+        </w:rPr>
+        <w:t xml:space="preserve">ML </w:t>
+      </w:r>
+      <w:r>
+        <w:rPr>
+          <w:b/>
+        </w:rPr>
+        <w:t>MECHANISM</w:t>
       </w:r>
     </w:p>
     <w:p>
@@ -360,7 +956,13 @@
       </w:r>
     </w:p>
     <w:p>
-      <w:r>
+      <w:pPr>
+        <w:spacing w:line="336" w:lineRule="auto" w:after="180"/>
+      </w:pPr>
+      <w:r>
+        <w:rPr>
+          <w:b w:val="0"/>
+        </w:rPr>
         <w:t>Trace the information, fitted behavior, and evaluation proof separately.</w:t>
       </w:r>
     </w:p>
@@ -473,46 +1075,212 @@
       </w:r>
     </w:p>
     <w:p>
-      <w:r>
+      <w:pPr>
+        <w:pStyle w:val="Heading3"/>
+      </w:pPr>
+      <w:r>
+        <w:t>Question to explain</w:t>
+      </w:r>
+    </w:p>
+    <w:p>
+      <w:pPr>
+        <w:spacing w:line="336" w:lineRule="auto" w:after="180"/>
+        <w:shd w:fill="F5F1FB"/>
+      </w:pPr>
+      <w:r>
+        <w:rPr>
+          <w:b w:val="0"/>
+        </w:rPr>
         <w:t>QUESTION  Choose one controlled repair and rerun the same evaluation.</w:t>
       </w:r>
     </w:p>
     <w:p>
-      <w:r>
+      <w:pPr>
+        <w:spacing w:line="336" w:lineRule="auto" w:after="180"/>
+      </w:pPr>
+      <w:r>
+        <w:rPr>
+          <w:b w:val="0"/>
+        </w:rPr>
         <w:t>MODEL IDEA  Different failure causes require different repairs: simplicity, representative data, regularization, or better features.</w:t>
       </w:r>
     </w:p>
     <w:p>
-      <w:r>
+      <w:pPr>
+        <w:spacing w:line="336" w:lineRule="auto" w:after="180"/>
+      </w:pPr>
+      <w:r>
+        <w:rPr>
+          <w:b w:val="0"/>
+        </w:rPr>
         <w:t>PROOF NEEDED  Use an unseen case, visible calculation, error analysis, and a stated limitation.</w:t>
       </w:r>
     </w:p>
     <w:p>
-      <w:r>
-        <w:t>UNDER THE HOOD  Evidence: high train score, low validation score, largest gap in low light. Hypothesis combines complexity and missing low-light coverage; choose one cause to test first.</w:t>
-      </w:r>
-    </w:p>
-    <w:p>
-      <w:r>
-        <w:t>Draw a fresh data → model → prediction → evaluation trace:</w:t>
-      </w:r>
-    </w:p>
-    <w:p>
       <w:pPr>
         <w:pStyle w:val="Heading3"/>
       </w:pPr>
       <w:r>
+        <w:t>How the mechanism works</w:t>
+      </w:r>
+    </w:p>
+    <w:p>
+      <w:pPr>
+        <w:spacing w:line="336" w:lineRule="auto" w:after="180"/>
+        <w:shd w:fill="F1F6F8"/>
+      </w:pPr>
+      <w:r>
+        <w:rPr>
+          <w:b w:val="0"/>
+        </w:rPr>
+        <w:t xml:space="preserve">UNDER THE HOOD  </w:t>
+      </w:r>
+      <w:r>
+        <w:rPr>
+          <w:b/>
+        </w:rPr>
+        <w:t>Evidence</w:t>
+      </w:r>
+      <w:r>
+        <w:rPr>
+          <w:b w:val="0"/>
+        </w:rPr>
+        <w:t>: high train score, low validation score, largest gap in low light. Hypothesis combines complexity and missing low-light coverage; choose one cause to test first.</w:t>
+      </w:r>
+    </w:p>
+    <w:p>
+      <w:pPr>
+        <w:spacing w:line="336" w:lineRule="auto" w:after="180"/>
+      </w:pPr>
+      <w:r>
+        <w:rPr>
+          <w:b w:val="0"/>
+        </w:rPr>
+        <w:t xml:space="preserve">Draw a fresh data → model → </w:t>
+      </w:r>
+      <w:r>
+        <w:rPr>
+          <w:b/>
+        </w:rPr>
+        <w:t>prediction</w:t>
+      </w:r>
+      <w:r>
+        <w:rPr>
+          <w:b w:val="0"/>
+        </w:rPr>
+        <w:t xml:space="preserve"> → evaluation trace:</w:t>
+      </w:r>
+    </w:p>
+    <w:p>
+      <w:pPr>
+        <w:pStyle w:val="Heading3"/>
+      </w:pPr>
+      <w:r>
         <w:t>A closer explanation</w:t>
       </w:r>
     </w:p>
     <w:p>
-      <w:r>
-        <w:t>On the same regression split, a constant has training MAE 5 and validation 6, a line has training 2 and validation 3, and a highly flexible curve has training 0 and validation 8. Under smallest validation MAE, choose the line. The curve has the lowest training loss but the worst validation result.</w:t>
-      </w:r>
-    </w:p>
-    <w:p>
-      <w:r>
-        <w:t>Before continuing, underline the decision rule and circle the evidence that supports the conclusion. Explain the example to a partner without replacing the counts or conditions with a stronger claim. Keep the distinction between an observed result and a proposed next step.</w:t>
+      <w:pPr>
+        <w:spacing w:line="336" w:lineRule="auto" w:after="180"/>
+      </w:pPr>
+      <w:r>
+        <w:rPr>
+          <w:b w:val="0"/>
+        </w:rPr>
+        <w:t xml:space="preserve">On the same regression split, a constant has </w:t>
+      </w:r>
+      <w:r>
+        <w:rPr>
+          <w:b/>
+        </w:rPr>
+        <w:t>training</w:t>
+      </w:r>
+      <w:r>
+        <w:rPr>
+          <w:b w:val="0"/>
+        </w:rPr>
+        <w:t xml:space="preserve"> MAE 5 and validation 6, a line has </w:t>
+      </w:r>
+      <w:r>
+        <w:rPr>
+          <w:b/>
+        </w:rPr>
+        <w:t>training</w:t>
+      </w:r>
+      <w:r>
+        <w:rPr>
+          <w:b w:val="0"/>
+        </w:rPr>
+        <w:t xml:space="preserve"> 2 and validation 3, and a highly flexible curve has </w:t>
+      </w:r>
+      <w:r>
+        <w:rPr>
+          <w:b/>
+        </w:rPr>
+        <w:t>training</w:t>
+      </w:r>
+      <w:r>
+        <w:rPr>
+          <w:b w:val="0"/>
+        </w:rPr>
+        <w:t xml:space="preserve"> 0 and validation 8. Under smallest validation MAE, choose the line.</w:t>
+      </w:r>
+    </w:p>
+    <w:p>
+      <w:pPr>
+        <w:spacing w:line="336" w:lineRule="auto" w:after="180"/>
+      </w:pPr>
+      <w:r>
+        <w:rPr>
+          <w:b w:val="0"/>
+        </w:rPr>
+        <w:t xml:space="preserve">The curve has the lowest </w:t>
+      </w:r>
+      <w:r>
+        <w:rPr>
+          <w:b/>
+        </w:rPr>
+        <w:t>training</w:t>
+      </w:r>
+      <w:r>
+        <w:rPr>
+          <w:b w:val="0"/>
+        </w:rPr>
+        <w:t xml:space="preserve"> loss but the worst validation result.</w:t>
+      </w:r>
+    </w:p>
+    <w:p>
+      <w:pPr>
+        <w:spacing w:line="336" w:lineRule="auto" w:after="180"/>
+      </w:pPr>
+      <w:r>
+        <w:rPr>
+          <w:b w:val="0"/>
+        </w:rPr>
+        <w:t xml:space="preserve">Before continuing, underline the decision rule and circle the </w:t>
+      </w:r>
+      <w:r>
+        <w:rPr>
+          <w:b/>
+        </w:rPr>
+        <w:t>evidence</w:t>
+      </w:r>
+      <w:r>
+        <w:rPr>
+          <w:b w:val="0"/>
+        </w:rPr>
+        <w:t xml:space="preserve"> that supports the conclusion. Explain the example to a partner without replacing the counts or conditions with a stronger claim.</w:t>
+      </w:r>
+    </w:p>
+    <w:p>
+      <w:pPr>
+        <w:spacing w:line="336" w:lineRule="auto" w:after="180"/>
+      </w:pPr>
+      <w:r>
+        <w:rPr>
+          <w:b w:val="0"/>
+        </w:rPr>
+        <w:t>Keep the distinction between an observed result and a proposed next step.</w:t>
       </w:r>
     </w:p>
     <w:p>
@@ -524,13 +1292,59 @@
       </w:r>
     </w:p>
     <w:p>
-      <w:r>
-        <w:t>On development-like bright images, a frozen classroom classifier makes 2 errors in 20 cases:10 percent. On a separate dim set it makes 6 errors in 20:30 percent. The pooled result is 8/40=20 percent error. The pooled score hides a 20-percentage-point difference between conditions.</w:t>
-      </w:r>
-    </w:p>
-    <w:p>
-      <w:r>
-        <w:t>Before continuing, underline the decision rule and circle the evidence that supports the conclusion. Explain the example to a partner without replacing the counts or conditions with a stronger claim. Keep the distinction between an observed result and a proposed next step.</w:t>
+      <w:pPr>
+        <w:spacing w:line="336" w:lineRule="auto" w:after="180"/>
+      </w:pPr>
+      <w:r>
+        <w:rPr>
+          <w:b w:val="0"/>
+        </w:rPr>
+        <w:t>On development-like bright images, a frozen classroom classifier makes 2 errors in 20 cases:10 percent. On a separate dim set it makes 6 errors in 20:30 percent. The pooled result is 8/40=20 percent error.</w:t>
+      </w:r>
+    </w:p>
+    <w:p>
+      <w:pPr>
+        <w:spacing w:line="336" w:lineRule="auto" w:after="180"/>
+      </w:pPr>
+      <w:r>
+        <w:rPr>
+          <w:b w:val="0"/>
+        </w:rPr>
+        <w:t>The pooled score hides a 20-percentage-point difference between conditions.</w:t>
+      </w:r>
+    </w:p>
+    <w:p>
+      <w:pPr>
+        <w:spacing w:line="336" w:lineRule="auto" w:after="180"/>
+      </w:pPr>
+      <w:r>
+        <w:rPr>
+          <w:b w:val="0"/>
+        </w:rPr>
+        <w:t xml:space="preserve">Before continuing, underline the decision rule and circle the </w:t>
+      </w:r>
+      <w:r>
+        <w:rPr>
+          <w:b/>
+        </w:rPr>
+        <w:t>evidence</w:t>
+      </w:r>
+      <w:r>
+        <w:rPr>
+          <w:b w:val="0"/>
+        </w:rPr>
+        <w:t xml:space="preserve"> that supports the conclusion. Explain the example to a partner without replacing the counts or conditions with a stronger claim.</w:t>
+      </w:r>
+    </w:p>
+    <w:p>
+      <w:pPr>
+        <w:spacing w:line="336" w:lineRule="auto" w:after="180"/>
+      </w:pPr>
+      <w:r>
+        <w:rPr>
+          <w:b w:val="0"/>
+        </w:rPr>
+        <w:t>Keep the distinction between an observed result and a proposed next step.</w:t>
       </w:r>
     </w:p>
     <w:p>
@@ -542,8 +1356,26 @@
       </w:r>
     </w:p>
     <w:p>
-      <w:r>
-        <w:t>Point to the input, the deciding step and the result in this week’s visual. Explain the same step in ordinary words. A picture helps when you can say what each part represents.</w:t>
+      <w:pPr>
+        <w:spacing w:line="336" w:lineRule="auto" w:after="180"/>
+      </w:pPr>
+      <w:r>
+        <w:rPr>
+          <w:b w:val="0"/>
+        </w:rPr>
+        <w:t xml:space="preserve">Point to the </w:t>
+      </w:r>
+      <w:r>
+        <w:rPr>
+          <w:b/>
+        </w:rPr>
+        <w:t>input</w:t>
+      </w:r>
+      <w:r>
+        <w:rPr>
+          <w:b w:val="0"/>
+        </w:rPr>
+        <w:t>, the deciding step and the result in this week’s visual. Explain the same step in ordinary words. A picture helps when you can say what each part represents.</w:t>
       </w:r>
     </w:p>
     <w:p>
@@ -556,6 +1388,17 @@
     </w:p>
     <w:p>
       <w:r>
+        <w:t>Compare the supplied cases for Improve Generalization. Identify the detail that changes the conclusion.</w:t>
+      </w:r>
+    </w:p>
+    <w:p>
+      <w:pPr>
+        <w:spacing w:line="336" w:lineRule="auto" w:after="180"/>
+      </w:pPr>
+      <w:r>
+        <w:rPr>
+          <w:b/>
+        </w:rPr>
         <w:t>EVALUATION DESIGN</w:t>
       </w:r>
     </w:p>
@@ -568,7 +1411,13 @@
       </w:r>
     </w:p>
     <w:p>
-      <w:r>
+      <w:pPr>
+        <w:spacing w:line="336" w:lineRule="auto" w:after="180"/>
+      </w:pPr>
+      <w:r>
+        <w:rPr>
+          <w:b w:val="0"/>
+        </w:rPr>
         <w:t>A system is not understood until it survives more than one comfortable example.</w:t>
       </w:r>
     </w:p>
@@ -717,32 +1566,103 @@
       </w:r>
     </w:p>
     <w:p>
-      <w:r>
+      <w:pPr>
+        <w:spacing w:line="336" w:lineRule="auto" w:after="180"/>
+      </w:pPr>
+      <w:r>
+        <w:rPr>
+          <w:b w:val="0"/>
+        </w:rPr>
         <w:t>NORMAL  Expected data and expected behavior.</w:t>
       </w:r>
     </w:p>
     <w:p>
-      <w:r>
-        <w:t>BOUNDARY  Value close to a threshold, ambiguous label, or uncertain prediction.</w:t>
-      </w:r>
-    </w:p>
-    <w:p>
-      <w:r>
+      <w:pPr>
+        <w:pStyle w:val="Heading3"/>
+      </w:pPr>
+      <w:r>
+        <w:t>Keep this boundary clear</w:t>
+      </w:r>
+    </w:p>
+    <w:p>
+      <w:pPr>
+        <w:spacing w:line="336" w:lineRule="auto" w:after="180"/>
+        <w:shd w:fill="FFF5E6"/>
+      </w:pPr>
+      <w:r>
+        <w:rPr>
+          <w:b w:val="0"/>
+        </w:rPr>
+        <w:t xml:space="preserve">BOUNDARY  Value close to a threshold, ambiguous label, or uncertain </w:t>
+      </w:r>
+      <w:r>
+        <w:rPr>
+          <w:b/>
+        </w:rPr>
+        <w:t>prediction</w:t>
+      </w:r>
+      <w:r>
+        <w:rPr>
+          <w:b w:val="0"/>
+        </w:rPr>
+        <w:t>.</w:t>
+      </w:r>
+    </w:p>
+    <w:p>
+      <w:pPr>
+        <w:spacing w:line="336" w:lineRule="auto" w:after="180"/>
+      </w:pPr>
+      <w:r>
+        <w:rPr>
+          <w:b w:val="0"/>
+        </w:rPr>
         <w:t>MISSING  Necessary field, label, source, or measurement is unavailable.</w:t>
       </w:r>
     </w:p>
     <w:p>
-      <w:r>
+      <w:pPr>
+        <w:spacing w:line="336" w:lineRule="auto" w:after="180"/>
+      </w:pPr>
+      <w:r>
+        <w:rPr>
+          <w:b w:val="0"/>
+        </w:rPr>
         <w:t>SHIFTED  New lighting, species, device, subgroup, or time condition.</w:t>
       </w:r>
     </w:p>
     <w:p>
-      <w:r>
-        <w:t>RELEASE RULE  Passing one case never proves generalization. Predefine expected behavior for all four categories.</w:t>
-      </w:r>
-    </w:p>
-    <w:p>
-      <w:r>
+      <w:pPr>
+        <w:spacing w:line="336" w:lineRule="auto" w:after="180"/>
+        <w:shd w:fill="FFF5E6"/>
+      </w:pPr>
+      <w:r>
+        <w:rPr>
+          <w:b w:val="0"/>
+        </w:rPr>
+        <w:t xml:space="preserve">RELEASE RULE  Passing one case never proves </w:t>
+      </w:r>
+      <w:r>
+        <w:rPr>
+          <w:b/>
+        </w:rPr>
+        <w:t>generalization</w:t>
+      </w:r>
+      <w:r>
+        <w:rPr>
+          <w:b w:val="0"/>
+        </w:rPr>
+        <w:t>. Predefine expected behavior for all four categories.</w:t>
+      </w:r>
+    </w:p>
+    <w:p>
+      <w:pPr>
+        <w:spacing w:line="336" w:lineRule="auto" w:after="180"/>
+        <w:shd w:fill="F5F1FB"/>
+      </w:pPr>
+      <w:r>
+        <w:rPr>
+          <w:b w:val="0"/>
+        </w:rPr>
         <w:t>Which case most threatens today's claim, and why?</w:t>
       </w:r>
     </w:p>
@@ -755,18 +1675,81 @@
       </w:r>
     </w:p>
     <w:p>
-      <w:r>
+      <w:pPr>
+        <w:pStyle w:val="Heading3"/>
+      </w:pPr>
+      <w:r>
+        <w:t>Change one thing</w:t>
+      </w:r>
+    </w:p>
+    <w:p>
+      <w:pPr>
+        <w:spacing w:line="336" w:lineRule="auto" w:after="180"/>
+        <w:shd w:fill="F5F1FB"/>
+      </w:pPr>
+      <w:r>
+        <w:rPr>
+          <w:b w:val="0"/>
+        </w:rPr>
         <w:t>Change: The unchanged model predicts spotted for both red-background classes and healthy for both grey-background classes.</w:t>
       </w:r>
     </w:p>
     <w:p>
-      <w:r>
-        <w:t>Prediction: It fails on spotted/grey and healthy/red in the crossed audit.</w:t>
-      </w:r>
-    </w:p>
-    <w:p>
-      <w:r>
-        <w:t>Reason: Those supplied predictions follow background rather than the intended leaf target.</w:t>
+      <w:pPr>
+        <w:pStyle w:val="Heading3"/>
+      </w:pPr>
+      <w:r>
+        <w:t>Predicted result</w:t>
+      </w:r>
+    </w:p>
+    <w:p>
+      <w:pPr>
+        <w:spacing w:line="336" w:lineRule="auto" w:after="180"/>
+        <w:shd w:fill="F1F6FC"/>
+      </w:pPr>
+      <w:r>
+        <w:rPr>
+          <w:b/>
+        </w:rPr>
+        <w:t>Prediction</w:t>
+      </w:r>
+      <w:r>
+        <w:rPr>
+          <w:b w:val="0"/>
+        </w:rPr>
+        <w:t>: It fails on spotted/grey and healthy/red in the crossed audit.</w:t>
+      </w:r>
+    </w:p>
+    <w:p>
+      <w:pPr>
+        <w:pStyle w:val="Heading3"/>
+      </w:pPr>
+      <w:r>
+        <w:t>Why the result follows</w:t>
+      </w:r>
+    </w:p>
+    <w:p>
+      <w:pPr>
+        <w:spacing w:line="336" w:lineRule="auto" w:after="180"/>
+        <w:shd w:fill="F1F6FC"/>
+      </w:pPr>
+      <w:r>
+        <w:rPr>
+          <w:b w:val="0"/>
+        </w:rPr>
+        <w:t xml:space="preserve">Reason: Those supplied </w:t>
+      </w:r>
+      <w:r>
+        <w:rPr>
+          <w:b/>
+        </w:rPr>
+        <w:t>prediction</w:t>
+      </w:r>
+      <w:r>
+        <w:rPr>
+          <w:b w:val="0"/>
+        </w:rPr>
+        <w:t>s follow background rather than the intended leaf target.</w:t>
       </w:r>
     </w:p>
     <w:p>
@@ -779,6 +1762,17 @@
     </w:p>
     <w:p>
       <w:r>
+        <w:t>Use the vocabulary of Improve Generalization to explain a concrete decision, rather than only memorising definitions.</w:t>
+      </w:r>
+    </w:p>
+    <w:p>
+      <w:pPr>
+        <w:spacing w:line="336" w:lineRule="auto" w:after="180"/>
+      </w:pPr>
+      <w:r>
+        <w:rPr>
+          <w:b/>
+        </w:rPr>
         <w:t>VOCABULARY</w:t>
       </w:r>
     </w:p>
@@ -791,7 +1785,13 @@
       </w:r>
     </w:p>
     <w:p>
-      <w:r>
+      <w:pPr>
+        <w:spacing w:line="336" w:lineRule="auto" w:after="180"/>
+      </w:pPr>
+      <w:r>
+        <w:rPr>
+          <w:b w:val="0"/>
+        </w:rPr>
         <w:t>A definition matters when it lets you interpret a new dataset, model, or result.</w:t>
       </w:r>
     </w:p>
@@ -1107,12 +2107,25 @@
       </w:tr>
     </w:tbl>
     <w:p>
-      <w:r>
+      <w:pPr>
+        <w:spacing w:line="336" w:lineRule="auto" w:after="180"/>
+        <w:shd w:fill="FFF5E6"/>
+      </w:pPr>
+      <w:r>
+        <w:rPr>
+          <w:b w:val="0"/>
+        </w:rPr>
         <w:t>MISCONCEPTION TO REPAIR  Changing data, features, model, and threshold together is the fastest proof of improvement.</w:t>
       </w:r>
     </w:p>
     <w:p>
-      <w:r>
+      <w:pPr>
+        <w:spacing w:line="336" w:lineRule="auto" w:after="180"/>
+      </w:pPr>
+      <w:r>
+        <w:rPr>
+          <w:b w:val="0"/>
+        </w:rPr>
         <w:t>Repair the claim using a definition, calculation, or test record:</w:t>
       </w:r>
     </w:p>
@@ -1390,7 +2403,24 @@
     </w:p>
     <w:p>
       <w:r>
-        <w:t>WORKED EVIDENCE</w:t>
+        <w:t>Follow the worked trace for Improve Generalization, predict a step, then compare with its explanation.</w:t>
+      </w:r>
+    </w:p>
+    <w:p>
+      <w:pPr>
+        <w:spacing w:line="336" w:lineRule="auto" w:after="180"/>
+      </w:pPr>
+      <w:r>
+        <w:rPr>
+          <w:b/>
+        </w:rPr>
+        <w:t xml:space="preserve">WORKED </w:t>
+      </w:r>
+      <w:r>
+        <w:rPr>
+          <w:b/>
+        </w:rPr>
+        <w:t>EVIDENCE</w:t>
       </w:r>
     </w:p>
     <w:p>
@@ -1402,8 +2432,26 @@
       </w:r>
     </w:p>
     <w:p>
-      <w:r>
-        <w:t>Predict first. Then check each step. A correct answer without visible evidence cannot be audited.</w:t>
+      <w:pPr>
+        <w:spacing w:line="336" w:lineRule="auto" w:after="180"/>
+      </w:pPr>
+      <w:r>
+        <w:rPr>
+          <w:b w:val="0"/>
+        </w:rPr>
+        <w:t xml:space="preserve">Predict first. Then check each step. A correct answer without visible </w:t>
+      </w:r>
+      <w:r>
+        <w:rPr>
+          <w:b/>
+        </w:rPr>
+        <w:t>evidence</w:t>
+      </w:r>
+      <w:r>
+        <w:rPr>
+          <w:b w:val="0"/>
+        </w:rPr>
+        <w:t xml:space="preserve"> cannot be audited.</w:t>
       </w:r>
     </w:p>
     <w:p>
@@ -1443,33 +2491,142 @@
       </w:r>
     </w:p>
     <w:p>
-      <w:r>
-        <w:t>STEP 1  Evidence: high train score, low validation score, largest gap in low light.</w:t>
-      </w:r>
-    </w:p>
-    <w:p>
-      <w:r>
+      <w:pPr>
+        <w:pStyle w:val="Heading3"/>
+      </w:pPr>
+      <w:r>
+        <w:t>Step 1</w:t>
+      </w:r>
+    </w:p>
+    <w:p>
+      <w:pPr>
+        <w:spacing w:line="336" w:lineRule="auto" w:after="180"/>
+        <w:shd w:fill="F4F9FC"/>
+      </w:pPr>
+      <w:r>
+        <w:rPr>
+          <w:b w:val="0"/>
+        </w:rPr>
+        <w:t xml:space="preserve">STEP 1  </w:t>
+      </w:r>
+      <w:r>
+        <w:rPr>
+          <w:b/>
+        </w:rPr>
+        <w:t>Evidence</w:t>
+      </w:r>
+      <w:r>
+        <w:rPr>
+          <w:b w:val="0"/>
+        </w:rPr>
+        <w:t>: high train score, low validation score, largest gap in low light.</w:t>
+      </w:r>
+    </w:p>
+    <w:p>
+      <w:pPr>
+        <w:pStyle w:val="Heading3"/>
+      </w:pPr>
+      <w:r>
+        <w:t>Step 2</w:t>
+      </w:r>
+    </w:p>
+    <w:p>
+      <w:pPr>
+        <w:spacing w:line="336" w:lineRule="auto" w:after="180"/>
+        <w:shd w:fill="F4F9FC"/>
+      </w:pPr>
+      <w:r>
+        <w:rPr>
+          <w:b w:val="0"/>
+        </w:rPr>
         <w:t>STEP 2  Hypothesis combines complexity and missing low-light coverage; choose one cause to test first.</w:t>
       </w:r>
     </w:p>
     <w:p>
-      <w:r>
-        <w:t>STEP 3  Add representative low-light training examples while freezing model settings.</w:t>
-      </w:r>
-    </w:p>
-    <w:p>
-      <w:r>
+      <w:pPr>
+        <w:pStyle w:val="Heading3"/>
+      </w:pPr>
+      <w:r>
+        <w:t>Step 3</w:t>
+      </w:r>
+    </w:p>
+    <w:p>
+      <w:pPr>
+        <w:spacing w:line="336" w:lineRule="auto" w:after="180"/>
+        <w:shd w:fill="F4F9FC"/>
+      </w:pPr>
+      <w:r>
+        <w:rPr>
+          <w:b w:val="0"/>
+        </w:rPr>
+        <w:t xml:space="preserve">STEP 3  Add representative low-light </w:t>
+      </w:r>
+      <w:r>
+        <w:rPr>
+          <w:b/>
+        </w:rPr>
+        <w:t>training</w:t>
+      </w:r>
+      <w:r>
+        <w:rPr>
+          <w:b w:val="0"/>
+        </w:rPr>
+        <w:t xml:space="preserve"> examples while freezing model settings.</w:t>
+      </w:r>
+    </w:p>
+    <w:p>
+      <w:pPr>
+        <w:pStyle w:val="Heading3"/>
+      </w:pPr>
+      <w:r>
+        <w:t>Step 4</w:t>
+      </w:r>
+    </w:p>
+    <w:p>
+      <w:pPr>
+        <w:spacing w:line="336" w:lineRule="auto" w:after="180"/>
+        <w:shd w:fill="F4F9FC"/>
+      </w:pPr>
+      <w:r>
+        <w:rPr>
+          <w:b w:val="0"/>
+        </w:rPr>
         <w:t>STEP 4  Rerun all validation cases; compare overall, error slice, subgroup gap, and regressions.</w:t>
       </w:r>
     </w:p>
     <w:p>
-      <w:r>
+      <w:pPr>
+        <w:spacing w:line="336" w:lineRule="auto" w:after="180"/>
+        <w:shd w:fill="EDF7F3"/>
+      </w:pPr>
+      <w:r>
+        <w:rPr>
+          <w:b w:val="0"/>
+        </w:rPr>
         <w:t>CHECK  Verify the denominator, unit, split, class definition, and data version before interpreting a score.</w:t>
       </w:r>
     </w:p>
     <w:p>
-      <w:r>
-        <w:t>Recalculate, retrace, or restate the evidence independently:</w:t>
+      <w:pPr>
+        <w:spacing w:line="336" w:lineRule="auto" w:after="180"/>
+      </w:pPr>
+      <w:r>
+        <w:rPr>
+          <w:b w:val="0"/>
+        </w:rPr>
+        <w:t xml:space="preserve">Recalculate, retrace, or restate the </w:t>
+      </w:r>
+      <w:r>
+        <w:rPr>
+          <w:b/>
+        </w:rPr>
+        <w:t>evidence</w:t>
+      </w:r>
+      <w:r>
+        <w:rPr>
+          <w:b w:val="0"/>
+        </w:rPr>
+        <w:t xml:space="preserve"> independently:</w:t>
       </w:r>
     </w:p>
     <w:p>
@@ -1865,7 +3022,13 @@
       </w:r>
     </w:p>
     <w:p>
-      <w:r>
+      <w:pPr>
+        <w:spacing w:line="336" w:lineRule="auto" w:after="180"/>
+      </w:pPr>
+      <w:r>
+        <w:rPr>
+          <w:b w:val="0"/>
+        </w:rPr>
         <w:t>Cover the result before checking it. Say what is given, choose the procedure, and follow one step at a time. Then uncover the result and explain your first mismatch. Ask why a step is allowed, not only what number it produces.</w:t>
       </w:r>
     </w:p>
@@ -1878,7 +3041,13 @@
       </w:r>
     </w:p>
     <w:p>
-      <w:r>
+      <w:pPr>
+        <w:spacing w:line="336" w:lineRule="auto" w:after="180"/>
+      </w:pPr>
+      <w:r>
+        <w:rPr>
+          <w:b w:val="0"/>
+        </w:rPr>
         <w:t>Test whether a plant model follows the leaf or a convenient background shortcut.</w:t>
       </w:r>
     </w:p>
@@ -1891,13 +3060,67 @@
       </w:r>
     </w:p>
     <w:p>
-      <w:r>
-        <w:t>Toy training photos show spotted leaves on red cards and healthy leaves on grey cards. Intended use allows both backgrounds for either class.</w:t>
-      </w:r>
-    </w:p>
-    <w:p>
-      <w:r>
-        <w:t>All inputs and outcomes in this worked example are invented classroom data; no real model run is claimed.</w:t>
+      <w:pPr>
+        <w:pStyle w:val="Heading3"/>
+      </w:pPr>
+      <w:r>
+        <w:t>Supplied facts</w:t>
+      </w:r>
+    </w:p>
+    <w:p>
+      <w:pPr>
+        <w:spacing w:line="336" w:lineRule="auto" w:after="180"/>
+        <w:shd w:fill="F1F6FC"/>
+      </w:pPr>
+      <w:r>
+        <w:rPr>
+          <w:b w:val="0"/>
+        </w:rPr>
+        <w:t xml:space="preserve">Toy </w:t>
+      </w:r>
+      <w:r>
+        <w:rPr>
+          <w:b/>
+        </w:rPr>
+        <w:t>training</w:t>
+      </w:r>
+      <w:r>
+        <w:rPr>
+          <w:b w:val="0"/>
+        </w:rPr>
+        <w:t xml:space="preserve"> photos show spotted leaves on red cards and healthy leaves on grey cards. Intended use allows both backgrounds for either class.</w:t>
+      </w:r>
+    </w:p>
+    <w:p>
+      <w:pPr>
+        <w:pStyle w:val="Heading3"/>
+      </w:pPr>
+      <w:r>
+        <w:t>Supplied facts</w:t>
+      </w:r>
+    </w:p>
+    <w:p>
+      <w:pPr>
+        <w:spacing w:line="336" w:lineRule="auto" w:after="180"/>
+        <w:shd w:fill="F1F6FC"/>
+      </w:pPr>
+      <w:r>
+        <w:rPr>
+          <w:b w:val="0"/>
+        </w:rPr>
+        <w:t xml:space="preserve">All </w:t>
+      </w:r>
+      <w:r>
+        <w:rPr>
+          <w:b/>
+        </w:rPr>
+        <w:t>input</w:t>
+      </w:r>
+      <w:r>
+        <w:rPr>
+          <w:b w:val="0"/>
+        </w:rPr>
+        <w:t>s and outcomes in this worked example are invented classroom data; no real model run is claimed.</w:t>
       </w:r>
     </w:p>
     <w:p>
@@ -2060,30 +3283,162 @@
       </w:r>
     </w:p>
     <w:p>
-      <w:r>
-        <w:t>Read the picture in order. Compare predictions for the same leaf on both backgrounds; do not assume an error cause before observing it. The arrows show which recorded input or intermediate result each decision uses. Explain the deciding step aloud before checking the changed case; pointing to the final answer alone does not show how it follows.</w:t>
-      </w:r>
-    </w:p>
-    <w:p>
       <w:pPr>
         <w:pStyle w:val="Heading3"/>
       </w:pPr>
       <w:r>
+        <w:t>Why the result follows</w:t>
+      </w:r>
+    </w:p>
+    <w:p>
+      <w:pPr>
+        <w:spacing w:line="336" w:lineRule="auto" w:after="180"/>
+        <w:shd w:fill="F1F6FC"/>
+      </w:pPr>
+      <w:r>
+        <w:rPr>
+          <w:b w:val="0"/>
+        </w:rPr>
+        <w:t xml:space="preserve">Read the picture in order. Compare </w:t>
+      </w:r>
+      <w:r>
+        <w:rPr>
+          <w:b/>
+        </w:rPr>
+        <w:t>prediction</w:t>
+      </w:r>
+      <w:r>
+        <w:rPr>
+          <w:b w:val="0"/>
+        </w:rPr>
+        <w:t xml:space="preserve">s for the same leaf on both backgrounds; do not assume an error cause before observing it. The arrows show which recorded </w:t>
+      </w:r>
+      <w:r>
+        <w:rPr>
+          <w:b/>
+        </w:rPr>
+        <w:t>input</w:t>
+      </w:r>
+      <w:r>
+        <w:rPr>
+          <w:b w:val="0"/>
+        </w:rPr>
+        <w:t xml:space="preserve"> or intermediate result each decision uses.</w:t>
+      </w:r>
+    </w:p>
+    <w:p>
+      <w:pPr>
+        <w:spacing w:line="336" w:lineRule="auto" w:after="180"/>
+        <w:shd w:fill="F1F6FC"/>
+      </w:pPr>
+      <w:r>
+        <w:rPr>
+          <w:b w:val="0"/>
+        </w:rPr>
+        <w:t>Explain the deciding step aloud before checking the changed case; pointing to the final answer alone does not show how it follows.</w:t>
+      </w:r>
+    </w:p>
+    <w:p>
+      <w:pPr>
+        <w:pStyle w:val="Heading3"/>
+      </w:pPr>
+      <w:r>
         <w:t>What this example does not establish</w:t>
       </w:r>
     </w:p>
     <w:p>
-      <w:r>
+      <w:pPr>
+        <w:pStyle w:val="Heading3"/>
+      </w:pPr>
+      <w:r>
+        <w:t>Keep the stated limit</w:t>
+      </w:r>
+    </w:p>
+    <w:p>
+      <w:pPr>
+        <w:spacing w:line="336" w:lineRule="auto" w:after="180"/>
+        <w:shd w:fill="FFF5E6"/>
+      </w:pPr>
+      <w:r>
+        <w:rPr>
+          <w:b w:val="0"/>
+        </w:rPr>
         <w:t>One controlled audit can reveal a shortcut in this toy setting without proving how every internal feature is represented.</w:t>
       </w:r>
     </w:p>
     <w:p>
-      <w:r>
-        <w:t>Read the labelled picture: What fresh evidence is needed after adding crossed training data? Point to the relevant step in the picture, then write the changed result and the rule or evidence that supports it.</w:t>
-      </w:r>
-    </w:p>
-    <w:p>
-      <w:r>
+      <w:pPr>
+        <w:pStyle w:val="Heading3"/>
+      </w:pPr>
+      <w:r>
+        <w:t>Keep the stated limit</w:t>
+      </w:r>
+    </w:p>
+    <w:p>
+      <w:pPr>
+        <w:spacing w:line="336" w:lineRule="auto" w:after="180"/>
+        <w:shd w:fill="FFF5E6"/>
+      </w:pPr>
+      <w:r>
+        <w:rPr>
+          <w:b w:val="0"/>
+        </w:rPr>
+        <w:t xml:space="preserve">Read the labelled picture: What fresh </w:t>
+      </w:r>
+      <w:r>
+        <w:rPr>
+          <w:b/>
+        </w:rPr>
+        <w:t>evidence</w:t>
+      </w:r>
+      <w:r>
+        <w:rPr>
+          <w:b w:val="0"/>
+        </w:rPr>
+        <w:t xml:space="preserve"> is needed after adding crossed </w:t>
+      </w:r>
+      <w:r>
+        <w:rPr>
+          <w:b/>
+        </w:rPr>
+        <w:t>training</w:t>
+      </w:r>
+      <w:r>
+        <w:rPr>
+          <w:b w:val="0"/>
+        </w:rPr>
+        <w:t xml:space="preserve"> data? Point to the relevant step in the picture, then write the changed result and the rule or </w:t>
+      </w:r>
+      <w:r>
+        <w:rPr>
+          <w:b/>
+        </w:rPr>
+        <w:t>evidence</w:t>
+      </w:r>
+      <w:r>
+        <w:rPr>
+          <w:b w:val="0"/>
+        </w:rPr>
+        <w:t xml:space="preserve"> that supports it.</w:t>
+      </w:r>
+    </w:p>
+    <w:p>
+      <w:pPr>
+        <w:pStyle w:val="Heading3"/>
+      </w:pPr>
+      <w:r>
+        <w:t>Keep the stated limit</w:t>
+      </w:r>
+    </w:p>
+    <w:p>
+      <w:pPr>
+        <w:spacing w:line="336" w:lineRule="auto" w:after="180"/>
+        <w:shd w:fill="FFF5E6"/>
+      </w:pPr>
+      <w:r>
+        <w:rPr>
+          <w:b w:val="0"/>
+        </w:rPr>
         <w:t>Change one thing: The unchanged model predicts spotted for both red-background classes and healthy for both grey-background classes. Predict the result before checking the explanation. What remains the same?</w:t>
       </w:r>
     </w:p>
@@ -2097,6 +3452,26 @@
     </w:p>
     <w:p>
       <w:r>
+        <w:t>Find the unsupported step in the Improve Generalization claim and explain a repair using the supplied evidence.</w:t>
+      </w:r>
+    </w:p>
+    <w:p>
+      <w:pPr>
+        <w:pStyle w:val="Heading3"/>
+      </w:pPr>
+      <w:r>
+        <w:t>Find the first error</w:t>
+      </w:r>
+    </w:p>
+    <w:p>
+      <w:pPr>
+        <w:spacing w:line="336" w:lineRule="auto" w:after="180"/>
+        <w:shd w:fill="FFF5E6"/>
+      </w:pPr>
+      <w:r>
+        <w:rPr>
+          <w:b w:val="0"/>
+        </w:rPr>
         <w:t>ERROR DETECTIVE</w:t>
       </w:r>
     </w:p>
@@ -2109,7 +3484,13 @@
       </w:r>
     </w:p>
     <w:p>
-      <w:r>
+      <w:pPr>
+        <w:spacing w:line="336" w:lineRule="auto" w:after="180"/>
+      </w:pPr>
+      <w:r>
+        <w:rPr>
+          <w:b w:val="0"/>
+        </w:rPr>
         <w:t>Do not patch the answer. Find the earliest unsupported assumption, data problem, or experiment error.</w:t>
       </w:r>
     </w:p>
@@ -2360,12 +3741,25 @@
       </w:tr>
     </w:tbl>
     <w:p>
-      <w:r>
+      <w:pPr>
+        <w:spacing w:line="336" w:lineRule="auto" w:after="180"/>
+        <w:shd w:fill="FFF5E6"/>
+      </w:pPr>
+      <w:r>
+        <w:rPr>
+          <w:b w:val="0"/>
+        </w:rPr>
         <w:t>CLAIM TO CHALLENGE  Changing data, features, model, and threshold together is the fastest proof of improvement.</w:t>
       </w:r>
     </w:p>
     <w:p>
-      <w:r>
+      <w:pPr>
+        <w:spacing w:line="336" w:lineRule="auto" w:after="180"/>
+      </w:pPr>
+      <w:r>
+        <w:rPr>
+          <w:b w:val="0"/>
+        </w:rPr>
         <w:t>Diagnose one cause and name the cleanest next experiment:</w:t>
       </w:r>
     </w:p>
@@ -2378,8 +3772,61 @@
       </w:r>
     </w:p>
     <w:p>
-      <w:r>
-        <w:t>A simpler model is not always better. If a flexible candidate has better valid evidence under the declared rule, keep that evidence visible. Model capacity is one part of an experiment, alongside features, sample size, label quality and the split.</w:t>
+      <w:pPr>
+        <w:spacing w:line="336" w:lineRule="auto" w:after="180"/>
+      </w:pPr>
+      <w:r>
+        <w:rPr>
+          <w:b w:val="0"/>
+        </w:rPr>
+        <w:t xml:space="preserve">A simpler model is not always better. If a flexible candidate has better valid </w:t>
+      </w:r>
+      <w:r>
+        <w:rPr>
+          <w:b/>
+        </w:rPr>
+        <w:t>evidence</w:t>
+      </w:r>
+      <w:r>
+        <w:rPr>
+          <w:b w:val="0"/>
+        </w:rPr>
+        <w:t xml:space="preserve"> under the declared rule, keep that </w:t>
+      </w:r>
+      <w:r>
+        <w:rPr>
+          <w:b/>
+        </w:rPr>
+        <w:t>evidence</w:t>
+      </w:r>
+      <w:r>
+        <w:rPr>
+          <w:b w:val="0"/>
+        </w:rPr>
+        <w:t xml:space="preserve"> visible.</w:t>
+      </w:r>
+    </w:p>
+    <w:p>
+      <w:pPr>
+        <w:spacing w:line="336" w:lineRule="auto" w:after="180"/>
+      </w:pPr>
+      <w:r>
+        <w:rPr>
+          <w:b w:val="0"/>
+        </w:rPr>
+        <w:t xml:space="preserve">Model </w:t>
+      </w:r>
+      <w:r>
+        <w:rPr>
+          <w:b/>
+        </w:rPr>
+        <w:t>capacity</w:t>
+      </w:r>
+      <w:r>
+        <w:rPr>
+          <w:b w:val="0"/>
+        </w:rPr>
+        <w:t xml:space="preserve"> is one part of an experiment, alongside features, sample size, label quality and the split.</w:t>
       </w:r>
     </w:p>
     <w:p>
@@ -2419,8 +3866,38 @@
       </w:r>
     </w:p>
     <w:p>
-      <w:r>
-        <w:t>Do not normalize away a shift by silently changing preprocessing during evaluation. Treat a revised transformation or retrained model as a new version. Use fresh appropriate evidence for its claims and retain earlier results.</w:t>
+      <w:pPr>
+        <w:spacing w:line="336" w:lineRule="auto" w:after="180"/>
+      </w:pPr>
+      <w:r>
+        <w:rPr>
+          <w:b w:val="0"/>
+        </w:rPr>
+        <w:t>Do not normalize away a shift by silently changing pre</w:t>
+      </w:r>
+      <w:r>
+        <w:rPr>
+          <w:b/>
+        </w:rPr>
+        <w:t>process</w:t>
+      </w:r>
+      <w:r>
+        <w:rPr>
+          <w:b w:val="0"/>
+        </w:rPr>
+        <w:t xml:space="preserve">ing during evaluation. Treat a revised transformation or retrained model as a new version. Use fresh appropriate </w:t>
+      </w:r>
+      <w:r>
+        <w:rPr>
+          <w:b/>
+        </w:rPr>
+        <w:t>evidence</w:t>
+      </w:r>
+      <w:r>
+        <w:rPr>
+          <w:b w:val="0"/>
+        </w:rPr>
+        <w:t xml:space="preserve"> for its claims and retain earlier results.</w:t>
       </w:r>
     </w:p>
     <w:p>
@@ -2461,6 +3938,17 @@
     </w:p>
     <w:p>
       <w:r>
+        <w:t>Practise Improve Generalization with support, then explain the deciding step in your own words.</w:t>
+      </w:r>
+    </w:p>
+    <w:p>
+      <w:pPr>
+        <w:spacing w:line="336" w:lineRule="auto" w:after="180"/>
+      </w:pPr>
+      <w:r>
+        <w:rPr>
+          <w:b/>
+        </w:rPr>
         <w:t>ML STUDIO</w:t>
       </w:r>
     </w:p>
@@ -2473,7 +3961,13 @@
       </w:r>
     </w:p>
     <w:p>
-      <w:r>
+      <w:pPr>
+        <w:spacing w:line="336" w:lineRule="auto" w:after="180"/>
+      </w:pPr>
+      <w:r>
+        <w:rPr>
+          <w:b w:val="0"/>
+        </w:rPr>
         <w:t>A trustworthy result can be reproduced from the recorded data, code, settings, and evaluation rule.</w:t>
       </w:r>
     </w:p>
@@ -2522,37 +4016,106 @@
       </w:r>
     </w:p>
     <w:p>
-      <w:r>
+      <w:pPr>
+        <w:pStyle w:val="Heading3"/>
+      </w:pPr>
+      <w:r>
+        <w:t>Question to explain</w:t>
+      </w:r>
+    </w:p>
+    <w:p>
+      <w:pPr>
+        <w:spacing w:line="336" w:lineRule="auto" w:after="180"/>
+        <w:shd w:fill="F5F1FB"/>
+      </w:pPr>
+      <w:r>
+        <w:rPr>
+          <w:b w:val="0"/>
+        </w:rPr>
         <w:t>QUESTION + intended use + success threshold</w:t>
       </w:r>
     </w:p>
     <w:p>
-      <w:r>
+      <w:pPr>
+        <w:spacing w:line="336" w:lineRule="auto" w:after="180"/>
+      </w:pPr>
+      <w:r>
+        <w:rPr>
+          <w:b w:val="0"/>
+        </w:rPr>
         <w:t>DATA version + grouped split + leakage check</w:t>
       </w:r>
     </w:p>
     <w:p>
-      <w:r>
-        <w:t>CODE/preprocessing + features + model + settings + seed</w:t>
-      </w:r>
-    </w:p>
-    <w:p>
-      <w:r>
+      <w:pPr>
+        <w:spacing w:line="336" w:lineRule="auto" w:after="180"/>
+      </w:pPr>
+      <w:r>
+        <w:rPr>
+          <w:b w:val="0"/>
+        </w:rPr>
+        <w:t>CODE/pre</w:t>
+      </w:r>
+      <w:r>
+        <w:rPr>
+          <w:b/>
+        </w:rPr>
+        <w:t>process</w:t>
+      </w:r>
+      <w:r>
+        <w:rPr>
+          <w:b w:val="0"/>
+        </w:rPr>
+        <w:t>ing + features + model + settings + seed</w:t>
+      </w:r>
+    </w:p>
+    <w:p>
+      <w:pPr>
+        <w:spacing w:line="336" w:lineRule="auto" w:after="180"/>
+      </w:pPr>
+      <w:r>
+        <w:rPr>
+          <w:b w:val="0"/>
+        </w:rPr>
         <w:t>METRICS + positive class + units + denominators</w:t>
       </w:r>
     </w:p>
     <w:p>
-      <w:r>
-        <w:t>PREDICTIONS + errors + subgroup slices + limitations</w:t>
-      </w:r>
-    </w:p>
-    <w:p>
-      <w:r>
+      <w:pPr>
+        <w:spacing w:line="336" w:lineRule="auto" w:after="180"/>
+      </w:pPr>
+      <w:r>
+        <w:rPr>
+          <w:b/>
+        </w:rPr>
+        <w:t>PREDICTION</w:t>
+      </w:r>
+      <w:r>
+        <w:rPr>
+          <w:b w:val="0"/>
+        </w:rPr>
+        <w:t>S + errors + subgroup slices + limitations</w:t>
+      </w:r>
+    </w:p>
+    <w:p>
+      <w:pPr>
+        <w:spacing w:line="336" w:lineRule="auto" w:after="180"/>
+      </w:pPr>
+      <w:r>
+        <w:rPr>
+          <w:b w:val="0"/>
+        </w:rPr>
         <w:t>HUMAN reviewer + release, revise, limit, or stop decision</w:t>
       </w:r>
     </w:p>
     <w:p>
-      <w:r>
+      <w:pPr>
+        <w:spacing w:line="336" w:lineRule="auto" w:after="180"/>
+      </w:pPr>
+      <w:r>
+        <w:rPr>
+          <w:b w:val="0"/>
+        </w:rPr>
         <w:t>Write the minimum record needed to reproduce today's result:</w:t>
       </w:r>
     </w:p>
@@ -2565,8 +4128,37 @@
       </w:r>
     </w:p>
     <w:p>
-      <w:r>
-        <w:t>Change one development factor at a time: simplify the candidate, improve data coverage or adjust a declared regularization setting. Refit on training and compare on validation. Do not remove difficult valid examples or repeatedly search the test for a favorable result.</w:t>
+      <w:pPr>
+        <w:spacing w:line="336" w:lineRule="auto" w:after="180"/>
+      </w:pPr>
+      <w:r>
+        <w:rPr>
+          <w:b w:val="0"/>
+        </w:rPr>
+        <w:t xml:space="preserve">Change one development factor at a time: simplify the candidate, improve data coverage or adjust a declared regularization setting. Refit on </w:t>
+      </w:r>
+      <w:r>
+        <w:rPr>
+          <w:b/>
+        </w:rPr>
+        <w:t>training</w:t>
+      </w:r>
+      <w:r>
+        <w:rPr>
+          <w:b w:val="0"/>
+        </w:rPr>
+        <w:t xml:space="preserve"> and compare on validation.</w:t>
+      </w:r>
+    </w:p>
+    <w:p>
+      <w:pPr>
+        <w:spacing w:line="336" w:lineRule="auto" w:after="180"/>
+      </w:pPr>
+      <w:r>
+        <w:rPr>
+          <w:b w:val="0"/>
+        </w:rPr>
+        <w:t>Do not remove difficult valid examples or repeatedly search the test for a favorable result.</w:t>
       </w:r>
     </w:p>
     <w:p>
@@ -2578,8 +4170,61 @@
       </w:r>
     </w:p>
     <w:p>
-      <w:r>
-        <w:t>For a supervised classroom prototype, define a review trigger before use, such as a new unsupported input range or a documented increase in labelled error. Pause the affected use, provide a human or non-model fallback, and investigate with new development evidence. Version any revision.</w:t>
+      <w:pPr>
+        <w:spacing w:line="336" w:lineRule="auto" w:after="180"/>
+      </w:pPr>
+      <w:r>
+        <w:rPr>
+          <w:b w:val="0"/>
+        </w:rPr>
+        <w:t xml:space="preserve">For a supervised classroom prototype, define a review trigger before use, such as a new unsupported </w:t>
+      </w:r>
+      <w:r>
+        <w:rPr>
+          <w:b/>
+        </w:rPr>
+        <w:t>input</w:t>
+      </w:r>
+      <w:r>
+        <w:rPr>
+          <w:b w:val="0"/>
+        </w:rPr>
+        <w:t xml:space="preserve"> range or a documented increase in labelled error.</w:t>
+      </w:r>
+    </w:p>
+    <w:p>
+      <w:pPr>
+        <w:spacing w:line="336" w:lineRule="auto" w:after="180"/>
+      </w:pPr>
+      <w:r>
+        <w:rPr>
+          <w:b w:val="0"/>
+        </w:rPr>
+        <w:t xml:space="preserve">Pause the affected use, provide a human or non-model </w:t>
+      </w:r>
+      <w:r>
+        <w:rPr>
+          <w:b/>
+        </w:rPr>
+        <w:t>fallback</w:t>
+      </w:r>
+      <w:r>
+        <w:rPr>
+          <w:b w:val="0"/>
+        </w:rPr>
+        <w:t xml:space="preserve">, and investigate with new development </w:t>
+      </w:r>
+      <w:r>
+        <w:rPr>
+          <w:b/>
+        </w:rPr>
+        <w:t>evidence</w:t>
+      </w:r>
+      <w:r>
+        <w:rPr>
+          <w:b w:val="0"/>
+        </w:rPr>
+        <w:t>. Version any revision.</w:t>
       </w:r>
     </w:p>
     <w:p>
@@ -2591,8 +4236,50 @@
       </w:r>
     </w:p>
     <w:p>
-      <w:r>
-        <w:t>Use workbook W2 for the connected example “Overfitting and model capacity”. First fill the input and rule boxes. Try the middle steps before asking for a hint. After a hint, try the next step yourself.</w:t>
+      <w:pPr>
+        <w:spacing w:line="336" w:lineRule="auto" w:after="180"/>
+      </w:pPr>
+      <w:r>
+        <w:rPr>
+          <w:b w:val="0"/>
+        </w:rPr>
+        <w:t>Use workbook W2 for the connected example “</w:t>
+      </w:r>
+      <w:r>
+        <w:rPr>
+          <w:b/>
+        </w:rPr>
+        <w:t>Overfitting</w:t>
+      </w:r>
+      <w:r>
+        <w:rPr>
+          <w:b w:val="0"/>
+        </w:rPr>
+        <w:t xml:space="preserve"> and model </w:t>
+      </w:r>
+      <w:r>
+        <w:rPr>
+          <w:b/>
+        </w:rPr>
+        <w:t>capacity</w:t>
+      </w:r>
+      <w:r>
+        <w:rPr>
+          <w:b w:val="0"/>
+        </w:rPr>
+        <w:t xml:space="preserve">”. First fill the </w:t>
+      </w:r>
+      <w:r>
+        <w:rPr>
+          <w:b/>
+        </w:rPr>
+        <w:t>input</w:t>
+      </w:r>
+      <w:r>
+        <w:rPr>
+          <w:b w:val="0"/>
+        </w:rPr>
+        <w:t xml:space="preserve"> and rule boxes. Try the middle steps before asking for a hint. After a hint, try the next step yourself.</w:t>
       </w:r>
     </w:p>
     <w:tbl>
@@ -2675,7 +4362,13 @@
       </w:tr>
     </w:tbl>
     <w:p>
-      <w:r>
+      <w:pPr>
+        <w:spacing w:line="336" w:lineRule="auto" w:after="180"/>
+      </w:pPr>
+      <w:r>
+        <w:rPr>
+          <w:b w:val="0"/>
+        </w:rPr>
         <w:t>Explain your trace to a partner. Your partner points to one step to check. Swap roles on the next case. Each person writes their own explanation.</w:t>
       </w:r>
     </w:p>
@@ -2688,12 +4381,59 @@
       </w:r>
     </w:p>
     <w:p>
-      <w:r>
-        <w:t>Use the worked case for Overfitting and model capacity. Proposed explanation: “A final answer is enough”. Decide whether this explanation is supported. Point to the step or supplied fact that decides; explain your repair if needed.</w:t>
-      </w:r>
-    </w:p>
-    <w:p>
-      <w:r>
+      <w:pPr>
+        <w:spacing w:line="336" w:lineRule="auto" w:after="180"/>
+      </w:pPr>
+      <w:r>
+        <w:rPr>
+          <w:b w:val="0"/>
+        </w:rPr>
+        <w:t xml:space="preserve">Use the worked case for </w:t>
+      </w:r>
+      <w:r>
+        <w:rPr>
+          <w:b/>
+        </w:rPr>
+        <w:t>Overfitting</w:t>
+      </w:r>
+      <w:r>
+        <w:rPr>
+          <w:b w:val="0"/>
+        </w:rPr>
+        <w:t xml:space="preserve"> and model </w:t>
+      </w:r>
+      <w:r>
+        <w:rPr>
+          <w:b/>
+        </w:rPr>
+        <w:t>capacity</w:t>
+      </w:r>
+      <w:r>
+        <w:rPr>
+          <w:b w:val="0"/>
+        </w:rPr>
+        <w:t>. Proposed explanation: “A final answer is enough”. Decide whether this explanation is supported.</w:t>
+      </w:r>
+    </w:p>
+    <w:p>
+      <w:pPr>
+        <w:spacing w:line="336" w:lineRule="auto" w:after="180"/>
+      </w:pPr>
+      <w:r>
+        <w:rPr>
+          <w:b w:val="0"/>
+        </w:rPr>
+        <w:t>Point to the step or supplied fact that decides; explain your repair if needed.</w:t>
+      </w:r>
+    </w:p>
+    <w:p>
+      <w:pPr>
+        <w:spacing w:line="336" w:lineRule="auto" w:after="180"/>
+      </w:pPr>
+      <w:r>
+        <w:rPr>
+          <w:b w:val="0"/>
+        </w:rPr>
         <w:t>Answer on your own before discussion. If you are unsure, say which step you need help with.</w:t>
       </w:r>
     </w:p>
@@ -2706,8 +4446,26 @@
       </w:r>
     </w:p>
     <w:p>
-      <w:r>
-        <w:t>Use its named workbook W2. Identify the given inputs, try the middle steps with less help, then explain your trace. Check this claim before group discussion: A final answer is enough</w:t>
+      <w:pPr>
+        <w:spacing w:line="336" w:lineRule="auto" w:after="180"/>
+      </w:pPr>
+      <w:r>
+        <w:rPr>
+          <w:b w:val="0"/>
+        </w:rPr>
+        <w:t xml:space="preserve">Use its named workbook W2. Identify the given </w:t>
+      </w:r>
+      <w:r>
+        <w:rPr>
+          <w:b/>
+        </w:rPr>
+        <w:t>input</w:t>
+      </w:r>
+      <w:r>
+        <w:rPr>
+          <w:b w:val="0"/>
+        </w:rPr>
+        <w:t>s, try the middle steps with less help, then explain your trace. Check this claim before group discussion: A final answer is enough</w:t>
       </w:r>
     </w:p>
     <w:p>
@@ -2719,8 +4477,50 @@
       </w:r>
     </w:p>
     <w:p>
-      <w:r>
-        <w:t>What fresh evidence is needed after adding crossed training data? Point to the relevant step in the picture, then write the changed result and the rule or evidence that supports it.</w:t>
+      <w:pPr>
+        <w:spacing w:line="336" w:lineRule="auto" w:after="180"/>
+      </w:pPr>
+      <w:r>
+        <w:rPr>
+          <w:b w:val="0"/>
+        </w:rPr>
+        <w:t xml:space="preserve">What fresh </w:t>
+      </w:r>
+      <w:r>
+        <w:rPr>
+          <w:b/>
+        </w:rPr>
+        <w:t>evidence</w:t>
+      </w:r>
+      <w:r>
+        <w:rPr>
+          <w:b w:val="0"/>
+        </w:rPr>
+        <w:t xml:space="preserve"> is needed after adding crossed </w:t>
+      </w:r>
+      <w:r>
+        <w:rPr>
+          <w:b/>
+        </w:rPr>
+        <w:t>training</w:t>
+      </w:r>
+      <w:r>
+        <w:rPr>
+          <w:b w:val="0"/>
+        </w:rPr>
+        <w:t xml:space="preserve"> data? Point to the relevant step in the picture, then write the changed result and the rule or </w:t>
+      </w:r>
+      <w:r>
+        <w:rPr>
+          <w:b/>
+        </w:rPr>
+        <w:t>evidence</w:t>
+      </w:r>
+      <w:r>
+        <w:rPr>
+          <w:b w:val="0"/>
+        </w:rPr>
+        <w:t xml:space="preserve"> that supports it.</w:t>
       </w:r>
     </w:p>
     <w:p>
@@ -2752,7 +4552,13 @@
       </w:r>
     </w:p>
     <w:p>
-      <w:r>
+      <w:pPr>
+        <w:spacing w:line="336" w:lineRule="auto" w:after="180"/>
+      </w:pPr>
+      <w:r>
+        <w:rPr>
+          <w:b w:val="0"/>
+        </w:rPr>
         <w:t>This is supported practice. Keep the separately named independent case for an attempt before feedback.</w:t>
       </w:r>
     </w:p>
@@ -2766,7 +4572,24 @@
     </w:p>
     <w:p>
       <w:r>
-        <w:t>EVIDENCE LAB</w:t>
+        <w:t>Investigate Improve Generalization. Record the prediction, actual observation or labelled paper trace, explanation and next test separately.</w:t>
+      </w:r>
+    </w:p>
+    <w:p>
+      <w:pPr>
+        <w:spacing w:line="336" w:lineRule="auto" w:after="180"/>
+      </w:pPr>
+      <w:r>
+        <w:rPr>
+          <w:b/>
+        </w:rPr>
+        <w:t>EVIDENCE</w:t>
+      </w:r>
+      <w:r>
+        <w:rPr>
+          <w:b/>
+        </w:rPr>
+        <w:t xml:space="preserve"> LAB</w:t>
       </w:r>
     </w:p>
     <w:p>
@@ -2778,7 +4601,13 @@
       </w:r>
     </w:p>
     <w:p>
-      <w:r>
+      <w:pPr>
+        <w:spacing w:line="336" w:lineRule="auto" w:after="180"/>
+      </w:pPr>
+      <w:r>
+        <w:rPr>
+          <w:b w:val="0"/>
+        </w:rPr>
         <w:t>Keep the test conditions fixed, record every result, and change only one planned factor.</w:t>
       </w:r>
     </w:p>
@@ -2819,27 +4648,86 @@
       </w:r>
     </w:p>
     <w:p>
-      <w:r>
-        <w:t>1.  Write the hypothesis and expected evidence before running.</w:t>
-      </w:r>
-    </w:p>
-    <w:p>
-      <w:r>
-        <w:t>2.  Repair Planner: match four evidence patterns to targeted changes, run one change, and explain what the result does not prove.</w:t>
-      </w:r>
-    </w:p>
-    <w:p>
-      <w:r>
+      <w:pPr>
+        <w:spacing w:line="336" w:lineRule="auto" w:after="180"/>
+        <w:shd w:fill="F4F9FC"/>
+      </w:pPr>
+      <w:r>
+        <w:rPr>
+          <w:b w:val="0"/>
+        </w:rPr>
+        <w:t xml:space="preserve">1.  Write the hypothesis and expected </w:t>
+      </w:r>
+      <w:r>
+        <w:rPr>
+          <w:b/>
+        </w:rPr>
+        <w:t>evidence</w:t>
+      </w:r>
+      <w:r>
+        <w:rPr>
+          <w:b w:val="0"/>
+        </w:rPr>
+        <w:t xml:space="preserve"> before running.</w:t>
+      </w:r>
+    </w:p>
+    <w:p>
+      <w:pPr>
+        <w:spacing w:line="336" w:lineRule="auto" w:after="180"/>
+        <w:shd w:fill="F4F9FC"/>
+      </w:pPr>
+      <w:r>
+        <w:rPr>
+          <w:b w:val="0"/>
+        </w:rPr>
+        <w:t xml:space="preserve">2.  Repair Planner: match four </w:t>
+      </w:r>
+      <w:r>
+        <w:rPr>
+          <w:b/>
+        </w:rPr>
+        <w:t>evidence</w:t>
+      </w:r>
+      <w:r>
+        <w:rPr>
+          <w:b w:val="0"/>
+        </w:rPr>
+        <w:t xml:space="preserve"> patterns to targeted changes, run one change, and explain what the result does not prove.</w:t>
+      </w:r>
+    </w:p>
+    <w:p>
+      <w:pPr>
+        <w:spacing w:line="336" w:lineRule="auto" w:after="180"/>
+        <w:shd w:fill="F4F9FC"/>
+      </w:pPr>
+      <w:r>
+        <w:rPr>
+          <w:b w:val="0"/>
+        </w:rPr>
         <w:t>3.  Run one normal, one boundary, one missing, and one shifted case.</w:t>
       </w:r>
     </w:p>
     <w:p>
-      <w:r>
+      <w:pPr>
+        <w:spacing w:line="336" w:lineRule="auto" w:after="180"/>
+        <w:shd w:fill="F4F9FC"/>
+      </w:pPr>
+      <w:r>
+        <w:rPr>
+          <w:b w:val="0"/>
+        </w:rPr>
         <w:t>4.  Calculate the metric from raw counts or row-level errors.</w:t>
       </w:r>
     </w:p>
     <w:p>
-      <w:r>
+      <w:pPr>
+        <w:spacing w:line="336" w:lineRule="auto" w:after="180"/>
+        <w:shd w:fill="F4F9FC"/>
+      </w:pPr>
+      <w:r>
+        <w:rPr>
+          <w:b w:val="0"/>
+        </w:rPr>
         <w:t>5.  Interpret what changed, what did not, and what remains unsafe or unknown.</w:t>
       </w:r>
     </w:p>
@@ -3097,7 +4985,13 @@
       </w:r>
     </w:p>
     <w:p>
-      <w:r>
+      <w:pPr>
+        <w:spacing w:line="336" w:lineRule="auto" w:after="180"/>
+      </w:pPr>
+      <w:r>
+        <w:rPr>
+          <w:b w:val="0"/>
+        </w:rPr>
         <w:t>Before trying: what do I expect, and why? While trying: which step could first go wrong? Afterwards: what did I actually observe, and what should change? Keep “not run” if you only traced the procedure.</w:t>
       </w:r>
     </w:p>
@@ -3111,6 +5005,17 @@
     </w:p>
     <w:p>
       <w:r>
+        <w:t>Move from recall to tracing, diagnosis and transfer in Improve Generalization. Explain why each step is justified.</w:t>
+      </w:r>
+    </w:p>
+    <w:p>
+      <w:pPr>
+        <w:spacing w:line="336" w:lineRule="auto" w:after="180"/>
+      </w:pPr>
+      <w:r>
+        <w:rPr>
+          <w:b/>
+        </w:rPr>
         <w:t>MASTERY</w:t>
       </w:r>
     </w:p>
@@ -3123,8 +5028,26 @@
       </w:r>
     </w:p>
     <w:p>
-      <w:r>
-        <w:t>Move upward only when you can produce evidence without copying the example.</w:t>
+      <w:pPr>
+        <w:spacing w:line="336" w:lineRule="auto" w:after="180"/>
+      </w:pPr>
+      <w:r>
+        <w:rPr>
+          <w:b w:val="0"/>
+        </w:rPr>
+        <w:t xml:space="preserve">Move upward only when you can produce </w:t>
+      </w:r>
+      <w:r>
+        <w:rPr>
+          <w:b/>
+        </w:rPr>
+        <w:t>evidence</w:t>
+      </w:r>
+      <w:r>
+        <w:rPr>
+          <w:b w:val="0"/>
+        </w:rPr>
+        <w:t xml:space="preserve"> without copying the example.</w:t>
       </w:r>
     </w:p>
     <w:p>
@@ -3164,42 +5087,167 @@
       </w:r>
     </w:p>
     <w:p>
-      <w:r>
-        <w:t>DEFINE  Use all four terms precisely: generalization, controlled change, ablation, regression test.</w:t>
-      </w:r>
-    </w:p>
-    <w:p>
-      <w:r>
-        <w:t>CALCULATE  Reproduce the worked evidence with units and denominator.</w:t>
-      </w:r>
-    </w:p>
-    <w:p>
-      <w:r>
+      <w:pPr>
+        <w:spacing w:line="336" w:lineRule="auto" w:after="180"/>
+      </w:pPr>
+      <w:r>
+        <w:rPr>
+          <w:b w:val="0"/>
+        </w:rPr>
+        <w:t xml:space="preserve">DEFINE  Use all four terms precisely: </w:t>
+      </w:r>
+      <w:r>
+        <w:rPr>
+          <w:b/>
+        </w:rPr>
+        <w:t>generalization</w:t>
+      </w:r>
+      <w:r>
+        <w:rPr>
+          <w:b w:val="0"/>
+        </w:rPr>
+        <w:t xml:space="preserve">, </w:t>
+      </w:r>
+      <w:r>
+        <w:rPr>
+          <w:b/>
+        </w:rPr>
+        <w:t>controlled change</w:t>
+      </w:r>
+      <w:r>
+        <w:rPr>
+          <w:b w:val="0"/>
+        </w:rPr>
+        <w:t xml:space="preserve">, </w:t>
+      </w:r>
+      <w:r>
+        <w:rPr>
+          <w:b/>
+        </w:rPr>
+        <w:t>ablation</w:t>
+      </w:r>
+      <w:r>
+        <w:rPr>
+          <w:b w:val="0"/>
+        </w:rPr>
+        <w:t xml:space="preserve">, </w:t>
+      </w:r>
+      <w:r>
+        <w:rPr>
+          <w:b/>
+        </w:rPr>
+        <w:t>regression test</w:t>
+      </w:r>
+      <w:r>
+        <w:rPr>
+          <w:b w:val="0"/>
+        </w:rPr>
+        <w:t>.</w:t>
+      </w:r>
+    </w:p>
+    <w:p>
+      <w:pPr>
+        <w:spacing w:line="336" w:lineRule="auto" w:after="180"/>
+      </w:pPr>
+      <w:r>
+        <w:rPr>
+          <w:b w:val="0"/>
+        </w:rPr>
+        <w:t xml:space="preserve">CALCULATE  Reproduce the worked </w:t>
+      </w:r>
+      <w:r>
+        <w:rPr>
+          <w:b/>
+        </w:rPr>
+        <w:t>evidence</w:t>
+      </w:r>
+      <w:r>
+        <w:rPr>
+          <w:b w:val="0"/>
+        </w:rPr>
+        <w:t xml:space="preserve"> with units and denominator.</w:t>
+      </w:r>
+    </w:p>
+    <w:p>
+      <w:pPr>
+        <w:spacing w:line="336" w:lineRule="auto" w:after="180"/>
+        <w:shd w:fill="F4F9FC"/>
+      </w:pPr>
+      <w:r>
+        <w:rPr>
+          <w:b w:val="0"/>
+        </w:rPr>
         <w:t>TRACE  Explain the data, code or decision path.</w:t>
       </w:r>
     </w:p>
     <w:p>
-      <w:r>
+      <w:pPr>
+        <w:spacing w:line="336" w:lineRule="auto" w:after="180"/>
+        <w:shd w:fill="F4F9FC"/>
+      </w:pPr>
+      <w:r>
+        <w:rPr>
+          <w:b w:val="0"/>
+        </w:rPr>
         <w:t>DIAGNOSE  Changing data, features, model, and threshold together is the fastest proof of improvement.</w:t>
       </w:r>
     </w:p>
     <w:p>
-      <w:r>
+      <w:pPr>
+        <w:spacing w:line="336" w:lineRule="auto" w:after="180"/>
+        <w:shd w:fill="F4F9FC"/>
+      </w:pPr>
+      <w:r>
+        <w:rPr>
+          <w:b w:val="0"/>
+        </w:rPr>
         <w:t>TRANSFER  Solve a fresh dataset or model case.</w:t>
       </w:r>
     </w:p>
     <w:p>
-      <w:r>
-        <w:t>IMPROVE  Change one cause and rerun fixed evidence.</w:t>
-      </w:r>
-    </w:p>
-    <w:p>
-      <w:r>
+      <w:pPr>
+        <w:spacing w:line="336" w:lineRule="auto" w:after="180"/>
+      </w:pPr>
+      <w:r>
+        <w:rPr>
+          <w:b w:val="0"/>
+        </w:rPr>
+        <w:t xml:space="preserve">IMPROVE  Change one cause and rerun fixed </w:t>
+      </w:r>
+      <w:r>
+        <w:rPr>
+          <w:b/>
+        </w:rPr>
+        <w:t>evidence</w:t>
+      </w:r>
+      <w:r>
+        <w:rPr>
+          <w:b w:val="0"/>
+        </w:rPr>
+        <w:t>.</w:t>
+      </w:r>
+    </w:p>
+    <w:p>
+      <w:pPr>
+        <w:spacing w:line="336" w:lineRule="auto" w:after="180"/>
+        <w:shd w:fill="F4F9FC"/>
+      </w:pPr>
+      <w:r>
+        <w:rPr>
+          <w:b w:val="0"/>
+        </w:rPr>
         <w:t>DEFEND  State intended use, metric, limitation, and human responsibility.</w:t>
       </w:r>
     </w:p>
     <w:p>
-      <w:r>
+      <w:pPr>
+        <w:spacing w:line="336" w:lineRule="auto" w:after="180"/>
+        <w:shd w:fill="F1F6F8"/>
+      </w:pPr>
+      <w:r>
+        <w:rPr>
+          <w:b w:val="0"/>
+        </w:rPr>
         <w:t>MASTERY RULE  A coached calculation becomes mastery only after a different case is completed independently.</w:t>
       </w:r>
     </w:p>
@@ -3213,6 +5261,17 @@
     </w:p>
     <w:p>
       <w:r>
+        <w:t>Apply this week’s idea to Responsible Plant Classifier. Keep an annotated decision and the evidence supporting it.</w:t>
+      </w:r>
+    </w:p>
+    <w:p>
+      <w:pPr>
+        <w:spacing w:line="336" w:lineRule="auto" w:after="180"/>
+      </w:pPr>
+      <w:r>
+        <w:rPr>
+          <w:b/>
+        </w:rPr>
         <w:t>CUMULATIVE PROJECT</w:t>
       </w:r>
     </w:p>
@@ -3225,8 +5284,26 @@
       </w:r>
     </w:p>
     <w:p>
-      <w:r>
-        <w:t>Every week adds one reviewable artifact to the same evidence-based capstone.</w:t>
+      <w:pPr>
+        <w:spacing w:line="336" w:lineRule="auto" w:after="180"/>
+      </w:pPr>
+      <w:r>
+        <w:rPr>
+          <w:b w:val="0"/>
+        </w:rPr>
+        <w:t xml:space="preserve">Every week adds one reviewable artifact to the same </w:t>
+      </w:r>
+      <w:r>
+        <w:rPr>
+          <w:b/>
+        </w:rPr>
+        <w:t>evidence</w:t>
+      </w:r>
+      <w:r>
+        <w:rPr>
+          <w:b w:val="0"/>
+        </w:rPr>
+        <w:t>-based capstone.</w:t>
       </w:r>
     </w:p>
     <w:p>
@@ -3266,43 +5343,122 @@
       </w:r>
     </w:p>
     <w:p>
-      <w:r>
-        <w:t>THIS WEEK'S CHECKPOINT  Improve Plant Classifier with one approved change and a full before/after evidence table.</w:t>
-      </w:r>
-    </w:p>
-    <w:p>
-      <w:r>
+      <w:pPr>
+        <w:spacing w:line="336" w:lineRule="auto" w:after="180"/>
+        <w:shd w:fill="EDF7F3"/>
+      </w:pPr>
+      <w:r>
+        <w:rPr>
+          <w:b w:val="0"/>
+        </w:rPr>
+        <w:t xml:space="preserve">THIS WEEK'S CHECKPOINT  Improve Plant Classifier with one approved change and a full before/after </w:t>
+      </w:r>
+      <w:r>
+        <w:rPr>
+          <w:b/>
+        </w:rPr>
+        <w:t>evidence</w:t>
+      </w:r>
+      <w:r>
+        <w:rPr>
+          <w:b w:val="0"/>
+        </w:rPr>
+        <w:t xml:space="preserve"> table.</w:t>
+      </w:r>
+    </w:p>
+    <w:p>
+      <w:pPr>
+        <w:spacing w:line="336" w:lineRule="auto" w:after="180"/>
+        <w:shd w:fill="F5F1FB"/>
+      </w:pPr>
+      <w:r>
+        <w:rPr>
+          <w:b w:val="0"/>
+        </w:rPr>
         <w:t>Which requirement or risk does this artifact address?</w:t>
       </w:r>
     </w:p>
     <w:p>
-      <w:r>
+      <w:pPr>
+        <w:spacing w:line="336" w:lineRule="auto" w:after="180"/>
+        <w:shd w:fill="F5F1FB"/>
+      </w:pPr>
+      <w:r>
+        <w:rPr>
+          <w:b w:val="0"/>
+        </w:rPr>
         <w:t>Which dataset, split, code, and metric version does it use?</w:t>
       </w:r>
     </w:p>
     <w:p>
-      <w:r>
+      <w:pPr>
+        <w:spacing w:line="336" w:lineRule="auto" w:after="180"/>
+        <w:shd w:fill="F5F1FB"/>
+      </w:pPr>
+      <w:r>
+        <w:rPr>
+          <w:b w:val="0"/>
+        </w:rPr>
         <w:t>What normal and shifted cases were tested?</w:t>
       </w:r>
     </w:p>
     <w:p>
-      <w:r>
+      <w:pPr>
+        <w:spacing w:line="336" w:lineRule="auto" w:after="180"/>
+        <w:shd w:fill="F5F1FB"/>
+      </w:pPr>
+      <w:r>
+        <w:rPr>
+          <w:b w:val="0"/>
+        </w:rPr>
         <w:t>What remains uncertain or weak?</w:t>
       </w:r>
     </w:p>
     <w:p>
-      <w:r>
+      <w:pPr>
+        <w:spacing w:line="336" w:lineRule="auto" w:after="180"/>
+        <w:shd w:fill="F5F1FB"/>
+      </w:pPr>
+      <w:r>
+        <w:rPr>
+          <w:b w:val="0"/>
+        </w:rPr>
         <w:t>What decision still belongs to a teacher or qualified human?</w:t>
       </w:r>
     </w:p>
     <w:p>
-      <w:r>
+      <w:pPr>
+        <w:spacing w:line="336" w:lineRule="auto" w:after="180"/>
+        <w:shd w:fill="FFF5E6"/>
+      </w:pPr>
+      <w:r>
+        <w:rPr>
+          <w:b w:val="0"/>
+        </w:rPr>
         <w:t>RESPONSIBLE RELEASE  Never use this classroom prototype for medical, pesticide, agricultural, or other consequential decisions.</w:t>
       </w:r>
     </w:p>
     <w:p>
-      <w:r>
-        <w:t>My evidence-linked project decision:</w:t>
+      <w:pPr>
+        <w:spacing w:line="336" w:lineRule="auto" w:after="180"/>
+      </w:pPr>
+      <w:r>
+        <w:rPr>
+          <w:b w:val="0"/>
+        </w:rPr>
+        <w:t xml:space="preserve">My </w:t>
+      </w:r>
+      <w:r>
+        <w:rPr>
+          <w:b/>
+        </w:rPr>
+        <w:t>evidence</w:t>
+      </w:r>
+      <w:r>
+        <w:rPr>
+          <w:b w:val="0"/>
+        </w:rPr>
+        <w:t>-linked project decision:</w:t>
       </w:r>
     </w:p>
     <w:p>
@@ -3314,8 +5470,37 @@
       </w:r>
     </w:p>
     <w:p>
-      <w:r>
-        <w:t>For your Responsible Plant Classifier, save the input, procedure, observed result and limitation of this check. Label this worked example as practice; use a different, previously unreviewed case when checking independent understanding.</w:t>
+      <w:pPr>
+        <w:spacing w:line="336" w:lineRule="auto" w:after="180"/>
+      </w:pPr>
+      <w:r>
+        <w:rPr>
+          <w:b w:val="0"/>
+        </w:rPr>
+        <w:t xml:space="preserve">For your Responsible Plant Classifier, save the </w:t>
+      </w:r>
+      <w:r>
+        <w:rPr>
+          <w:b/>
+        </w:rPr>
+        <w:t>input</w:t>
+      </w:r>
+      <w:r>
+        <w:rPr>
+          <w:b w:val="0"/>
+        </w:rPr>
+        <w:t>, procedure, observed result and limitation of this check.</w:t>
+      </w:r>
+    </w:p>
+    <w:p>
+      <w:pPr>
+        <w:spacing w:line="336" w:lineRule="auto" w:after="180"/>
+      </w:pPr>
+      <w:r>
+        <w:rPr>
+          <w:b w:val="0"/>
+        </w:rPr>
+        <w:t>Label this worked example as practice; use a different, previously unreviewed case when checking independent understanding.</w:t>
       </w:r>
     </w:p>
     <w:p>
@@ -3328,6 +5513,17 @@
     </w:p>
     <w:p>
       <w:r>
+        <w:t>Use a genuinely new case for independent evidence. Previously discussed examples remain practice; use the separately named independent case before feedback.</w:t>
+      </w:r>
+    </w:p>
+    <w:p>
+      <w:pPr>
+        <w:spacing w:line="336" w:lineRule="auto" w:after="180"/>
+      </w:pPr>
+      <w:r>
+        <w:rPr>
+          <w:b/>
+        </w:rPr>
         <w:t>INDEPENDENT PROOF</w:t>
       </w:r>
     </w:p>
@@ -3340,7 +5536,13 @@
       </w:r>
     </w:p>
     <w:p>
-      <w:r>
+      <w:pPr>
+        <w:spacing w:line="336" w:lineRule="auto" w:after="180"/>
+      </w:pPr>
+      <w:r>
+        <w:rPr>
+          <w:b w:val="0"/>
+        </w:rPr>
         <w:t>Complete this with a fresh case after guided practice and compare it with the mastery criteria.</w:t>
       </w:r>
     </w:p>
@@ -3381,48 +5583,144 @@
       </w:r>
     </w:p>
     <w:p>
-      <w:r>
+      <w:pPr>
+        <w:pStyle w:val="Heading3"/>
+      </w:pPr>
+      <w:r>
+        <w:t>What success looks like</w:t>
+      </w:r>
+    </w:p>
+    <w:p>
+      <w:pPr>
+        <w:spacing w:line="336" w:lineRule="auto" w:after="180"/>
+        <w:shd w:fill="EDF7F3"/>
+      </w:pPr>
+      <w:r>
+        <w:rPr>
+          <w:b w:val="0"/>
+        </w:rPr>
         <w:t>REQUIRED PROOF  Choose one controlled repair and rerun the same evaluation.</w:t>
       </w:r>
     </w:p>
     <w:p>
-      <w:r>
+      <w:pPr>
+        <w:spacing w:line="336" w:lineRule="auto" w:after="180"/>
+      </w:pPr>
+      <w:r>
+        <w:rPr>
+          <w:b w:val="0"/>
+        </w:rPr>
         <w:t>□ Define the task, feature/target roles, and intended-use boundary.</w:t>
       </w:r>
     </w:p>
     <w:p>
-      <w:r>
+      <w:pPr>
+        <w:spacing w:line="336" w:lineRule="auto" w:after="180"/>
+      </w:pPr>
+      <w:r>
+        <w:rPr>
+          <w:b w:val="0"/>
+        </w:rPr>
         <w:t>□ Show the calculation, code trace, or experiment record.</w:t>
       </w:r>
     </w:p>
     <w:p>
-      <w:r>
+      <w:pPr>
+        <w:spacing w:line="336" w:lineRule="auto" w:after="180"/>
+      </w:pPr>
+      <w:r>
+        <w:rPr>
+          <w:b w:val="0"/>
+        </w:rPr>
         <w:t>□ Test a normal case and one revealing boundary, missing, or shifted case.</w:t>
       </w:r>
     </w:p>
     <w:p>
-      <w:r>
+      <w:pPr>
+        <w:spacing w:line="336" w:lineRule="auto" w:after="180"/>
+      </w:pPr>
+      <w:r>
+        <w:rPr>
+          <w:b w:val="0"/>
+        </w:rPr>
         <w:t>□ Diagnose one failure without changing several factors at once.</w:t>
       </w:r>
     </w:p>
     <w:p>
-      <w:r>
+      <w:pPr>
+        <w:spacing w:line="336" w:lineRule="auto" w:after="180"/>
+      </w:pPr>
+      <w:r>
+        <w:rPr>
+          <w:b w:val="0"/>
+        </w:rPr>
         <w:t>□ Name a limitation, fairness concern, and the human-review action.</w:t>
       </w:r>
     </w:p>
     <w:p>
-      <w:r>
-        <w:t>Independent evidence and defense:</w:t>
-      </w:r>
-    </w:p>
-    <w:p>
-      <w:r>
+      <w:pPr>
+        <w:spacing w:line="336" w:lineRule="auto" w:after="180"/>
+      </w:pPr>
+      <w:r>
+        <w:rPr>
+          <w:b w:val="0"/>
+        </w:rPr>
+        <w:t xml:space="preserve">Independent </w:t>
+      </w:r>
+      <w:r>
+        <w:rPr>
+          <w:b/>
+        </w:rPr>
+        <w:t>evidence</w:t>
+      </w:r>
+      <w:r>
+        <w:rPr>
+          <w:b w:val="0"/>
+        </w:rPr>
+        <w:t xml:space="preserve"> and defense:</w:t>
+      </w:r>
+    </w:p>
+    <w:p>
+      <w:pPr>
+        <w:spacing w:line="336" w:lineRule="auto" w:after="180"/>
+      </w:pPr>
+      <w:r>
+        <w:rPr>
+          <w:b w:val="0"/>
+        </w:rPr>
         <w:t>My level:  □ Not yet  □ With one hint  □ Independently  □ I can teach and defend it</w:t>
       </w:r>
     </w:p>
     <w:p>
-      <w:r>
-        <w:t>NEXT BRIDGE  Carry the experiment evidence into: Subgroup Performance.</w:t>
+      <w:pPr>
+        <w:pStyle w:val="Heading3"/>
+      </w:pPr>
+      <w:r>
+        <w:t>Connect to the next lesson</w:t>
+      </w:r>
+    </w:p>
+    <w:p>
+      <w:pPr>
+        <w:spacing w:line="336" w:lineRule="auto" w:after="180"/>
+        <w:shd w:fill="F1F6F8"/>
+      </w:pPr>
+      <w:r>
+        <w:rPr>
+          <w:b w:val="0"/>
+        </w:rPr>
+        <w:t xml:space="preserve">NEXT BRIDGE  Carry the experiment </w:t>
+      </w:r>
+      <w:r>
+        <w:rPr>
+          <w:b/>
+        </w:rPr>
+        <w:t>evidence</w:t>
+      </w:r>
+      <w:r>
+        <w:rPr>
+          <w:b w:val="0"/>
+        </w:rPr>
+        <w:t xml:space="preserve"> into: Subgroup Performance.</w:t>
       </w:r>
     </w:p>
     <w:p>
@@ -3434,6 +5732,11 @@
       </w:r>
     </w:p>
     <w:p>
+      <w:r>
+        <w:t>Revisit the complete Improve Generalization case for supported practice. Repeated examples do not become fresh assessments.</w:t>
+      </w:r>
+    </w:p>
+    <w:p>
       <w:pPr>
         <w:pStyle w:val="Heading3"/>
       </w:pPr>
@@ -3442,7 +5745,13 @@
       </w:r>
     </w:p>
     <w:p>
-      <w:r>
+      <w:pPr>
+        <w:spacing w:line="336" w:lineRule="auto" w:after="180"/>
+      </w:pPr>
+      <w:r>
+        <w:rPr>
+          <w:b w:val="0"/>
+        </w:rPr>
         <w:t>Use the supplied details to practise the weekly concept before attempting the independent question. This case extends the illustrated lesson.</w:t>
       </w:r>
     </w:p>
@@ -3455,7 +5764,13 @@
       </w:r>
     </w:p>
     <w:p>
-      <w:r>
+      <w:pPr>
+        <w:spacing w:line="336" w:lineRule="auto" w:after="180"/>
+      </w:pPr>
+      <w:r>
+        <w:rPr>
+          <w:b w:val="0"/>
+        </w:rPr>
         <w:t>A classifier relies on tray colour; new trays reduce performance.</w:t>
       </w:r>
     </w:p>
@@ -3468,7 +5783,13 @@
       </w:r>
     </w:p>
     <w:p>
-      <w:r>
+      <w:pPr>
+        <w:spacing w:line="336" w:lineRule="auto" w:after="180"/>
+      </w:pPr>
+      <w:r>
+        <w:rPr>
+          <w:b w:val="0"/>
+        </w:rPr>
         <w:t>Propose controlled improvement.</w:t>
       </w:r>
     </w:p>
@@ -3481,7 +5802,13 @@
       </w:r>
     </w:p>
     <w:p>
-      <w:r>
+      <w:pPr>
+        <w:spacing w:line="336" w:lineRule="auto" w:after="180"/>
+      </w:pPr>
+      <w:r>
+        <w:rPr>
+          <w:b w:val="0"/>
+        </w:rPr>
         <w:t>Reduce the shortcut and add representative variation; compare on fixed validation cases including new colours. Change one planned factor.</w:t>
       </w:r>
     </w:p>
@@ -3494,7 +5821,14 @@
       </w:r>
     </w:p>
     <w:p>
-      <w:r>
+      <w:pPr>
+        <w:spacing w:line="336" w:lineRule="auto" w:after="180"/>
+        <w:shd w:fill="F5F1FB"/>
+      </w:pPr>
+      <w:r>
+        <w:rPr>
+          <w:b w:val="0"/>
+        </w:rPr>
         <w:t>Which detail supports the answer, and why does it matter?</w:t>
       </w:r>
     </w:p>
@@ -3672,17 +6006,35 @@
       </w:tr>
     </w:tbl>
     <w:p>
-      <w:r>
+      <w:pPr>
+        <w:spacing w:line="336" w:lineRule="auto" w:after="180"/>
+      </w:pPr>
+      <w:r>
+        <w:rPr>
+          <w:b w:val="0"/>
+        </w:rPr>
         <w:t>A classifier relies on tray colour; new trays reduce performance.</w:t>
       </w:r>
     </w:p>
     <w:p>
-      <w:r>
+      <w:pPr>
+        <w:spacing w:line="336" w:lineRule="auto" w:after="180"/>
+      </w:pPr>
+      <w:r>
+        <w:rPr>
+          <w:b w:val="0"/>
+        </w:rPr>
         <w:t>Propose controlled improvement.</w:t>
       </w:r>
     </w:p>
     <w:p>
-      <w:r>
+      <w:pPr>
+        <w:spacing w:line="336" w:lineRule="auto" w:after="180"/>
+      </w:pPr>
+      <w:r>
+        <w:rPr>
+          <w:b w:val="0"/>
+        </w:rPr>
         <w:t>Reduce the shortcut and add representative variation; compare on fixed validation cases including new colours. Change one planned factor.</w:t>
       </w:r>
     </w:p>
@@ -3695,6 +6047,11 @@
       </w:r>
     </w:p>
     <w:p>
+      <w:r>
+        <w:t>Attempt the reserved new case before feedback. Record support; the earlier examples below remain additional practice.</w:t>
+      </w:r>
+    </w:p>
+    <w:p>
       <w:pPr>
         <w:pStyle w:val="Heading3"/>
       </w:pPr>
@@ -3703,8 +6060,26 @@
       </w:r>
     </w:p>
     <w:p>
-      <w:r>
-        <w:t>Spotted leaves have blue backgrounds and healthy leaves white backgrounds in training. Design a generalisation investigation with fresh evaluation.</w:t>
+      <w:pPr>
+        <w:spacing w:line="336" w:lineRule="auto" w:after="180"/>
+      </w:pPr>
+      <w:r>
+        <w:rPr>
+          <w:b w:val="0"/>
+        </w:rPr>
+        <w:t xml:space="preserve">Spotted leaves have blue backgrounds and healthy leaves white backgrounds in </w:t>
+      </w:r>
+      <w:r>
+        <w:rPr>
+          <w:b/>
+        </w:rPr>
+        <w:t>training</w:t>
+      </w:r>
+      <w:r>
+        <w:rPr>
+          <w:b w:val="0"/>
+        </w:rPr>
+        <w:t>. Design a generalisation investigation with fresh evaluation.</w:t>
       </w:r>
     </w:p>
     <w:p>
@@ -3751,7 +6126,13 @@
       </w:r>
     </w:p>
     <w:p>
-      <w:r>
+      <w:pPr>
+        <w:spacing w:line="336" w:lineRule="auto" w:after="180"/>
+      </w:pPr>
+      <w:r>
+        <w:rPr>
+          <w:b w:val="0"/>
+        </w:rPr>
         <w:t>Attempt this case before feedback. Record any help. Earlier examples below are further practice; a case already practised with feedback cannot establish fresh transfer.</w:t>
       </w:r>
     </w:p>
@@ -3764,18 +6145,55 @@
       </w:r>
     </w:p>
     <w:p>
-      <w:r>
+      <w:pPr>
+        <w:spacing w:line="336" w:lineRule="auto" w:after="180"/>
+      </w:pPr>
+      <w:r>
+        <w:rPr>
+          <w:b w:val="0"/>
+        </w:rPr>
         <w:t>Close the worked explanation. Apply the idea to this different question without copying.</w:t>
       </w:r>
     </w:p>
     <w:p>
-      <w:r>
-        <w:t>A team proposes more representative training examples and a simpler model. How should it compare changes while protecting the final test?</w:t>
-      </w:r>
-    </w:p>
-    <w:p>
-      <w:r>
-        <w:t>My answer, with a trace, calculation or supporting evidence</w:t>
+      <w:pPr>
+        <w:spacing w:line="336" w:lineRule="auto" w:after="180"/>
+        <w:shd w:fill="F5F1FB"/>
+      </w:pPr>
+      <w:r>
+        <w:rPr>
+          <w:b w:val="0"/>
+        </w:rPr>
+        <w:t xml:space="preserve">A team proposes more representative </w:t>
+      </w:r>
+      <w:r>
+        <w:rPr>
+          <w:b/>
+        </w:rPr>
+        <w:t>training</w:t>
+      </w:r>
+      <w:r>
+        <w:rPr>
+          <w:b w:val="0"/>
+        </w:rPr>
+        <w:t xml:space="preserve"> examples and a simpler model. How should it compare changes while protecting the final test?</w:t>
+      </w:r>
+    </w:p>
+    <w:p>
+      <w:pPr>
+        <w:spacing w:line="336" w:lineRule="auto" w:after="180"/>
+      </w:pPr>
+      <w:r>
+        <w:rPr>
+          <w:b w:val="0"/>
+        </w:rPr>
+        <w:t xml:space="preserve">My answer, with a trace, calculation or supporting </w:t>
+      </w:r>
+      <w:r>
+        <w:rPr>
+          <w:b/>
+        </w:rPr>
+        <w:t>evidence</w:t>
       </w:r>
     </w:p>
     <w:p>
@@ -3820,13 +6238,37 @@
       </w:r>
     </w:p>
     <w:p>
-      <w:r>
+      <w:pPr>
+        <w:spacing w:line="336" w:lineRule="auto" w:after="180"/>
+      </w:pPr>
+      <w:r>
+        <w:rPr>
+          <w:b w:val="0"/>
+        </w:rPr>
         <w:t>Change one relevant detail. Predict the result before testing. Include a boundary or missing-information case when it helps reveal a limit.</w:t>
       </w:r>
     </w:p>
     <w:p>
-      <w:r>
-        <w:t>My changed input and expected result</w:t>
+      <w:pPr>
+        <w:spacing w:line="336" w:lineRule="auto" w:after="180"/>
+      </w:pPr>
+      <w:r>
+        <w:rPr>
+          <w:b w:val="0"/>
+        </w:rPr>
+        <w:t xml:space="preserve">My changed </w:t>
+      </w:r>
+      <w:r>
+        <w:rPr>
+          <w:b/>
+        </w:rPr>
+        <w:t>input</w:t>
+      </w:r>
+      <w:r>
+        <w:rPr>
+          <w:b w:val="0"/>
+        </w:rPr>
+        <w:t xml:space="preserve"> and expected result</w:t>
       </w:r>
     </w:p>
     <w:p>
@@ -3871,13 +6313,49 @@
       </w:r>
     </w:p>
     <w:p>
-      <w:r>
-        <w:t>Improve Plant Classifier with one approved change and a full before/after evidence table.</w:t>
-      </w:r>
-    </w:p>
-    <w:p>
-      <w:r>
-        <w:t>The evidence I will keep</w:t>
+      <w:pPr>
+        <w:spacing w:line="336" w:lineRule="auto" w:after="180"/>
+      </w:pPr>
+      <w:r>
+        <w:rPr>
+          <w:b w:val="0"/>
+        </w:rPr>
+        <w:t xml:space="preserve">Improve Plant Classifier with one approved change and a full before/after </w:t>
+      </w:r>
+      <w:r>
+        <w:rPr>
+          <w:b/>
+        </w:rPr>
+        <w:t>evidence</w:t>
+      </w:r>
+      <w:r>
+        <w:rPr>
+          <w:b w:val="0"/>
+        </w:rPr>
+        <w:t xml:space="preserve"> table.</w:t>
+      </w:r>
+    </w:p>
+    <w:p>
+      <w:pPr>
+        <w:spacing w:line="336" w:lineRule="auto" w:after="180"/>
+      </w:pPr>
+      <w:r>
+        <w:rPr>
+          <w:b w:val="0"/>
+        </w:rPr>
+        <w:t xml:space="preserve">The </w:t>
+      </w:r>
+      <w:r>
+        <w:rPr>
+          <w:b/>
+        </w:rPr>
+        <w:t>evidence</w:t>
+      </w:r>
+      <w:r>
+        <w:rPr>
+          <w:b w:val="0"/>
+        </w:rPr>
+        <w:t xml:space="preserve"> I will keep</w:t>
       </w:r>
     </w:p>
     <w:p>
@@ -3914,8 +6392,26 @@
       </w:r>
     </w:p>
     <w:p>
-      <w:r>
-        <w:t>Your teacher has the independent answer and scoring criteria. Complete the matching workbook week to keep your practice evidence together.</w:t>
+      <w:pPr>
+        <w:spacing w:line="336" w:lineRule="auto" w:after="180"/>
+      </w:pPr>
+      <w:r>
+        <w:rPr>
+          <w:b w:val="0"/>
+        </w:rPr>
+        <w:t xml:space="preserve">Your teacher has the independent answer and scoring criteria. Complete the matching workbook week to keep your practice </w:t>
+      </w:r>
+      <w:r>
+        <w:rPr>
+          <w:b/>
+        </w:rPr>
+        <w:t>evidence</w:t>
+      </w:r>
+      <w:r>
+        <w:rPr>
+          <w:b w:val="0"/>
+        </w:rPr>
+        <w:t xml:space="preserve"> together.</w:t>
       </w:r>
     </w:p>
     <w:p>
@@ -3927,8 +6423,26 @@
       </w:r>
     </w:p>
     <w:p>
-      <w:r>
-        <w:t>All spotted training leaves use black backgrounds. Propose a collection and comparison that tests the background shortcut without tuning on final test examples.</w:t>
+      <w:pPr>
+        <w:spacing w:line="336" w:lineRule="auto" w:after="180"/>
+      </w:pPr>
+      <w:r>
+        <w:rPr>
+          <w:b w:val="0"/>
+        </w:rPr>
+        <w:t xml:space="preserve">All spotted </w:t>
+      </w:r>
+      <w:r>
+        <w:rPr>
+          <w:b/>
+        </w:rPr>
+        <w:t>training</w:t>
+      </w:r>
+      <w:r>
+        <w:rPr>
+          <w:b w:val="0"/>
+        </w:rPr>
+        <w:t xml:space="preserve"> leaves use black backgrounds. Propose a collection and comparison that tests the background shortcut without tuning on final test examples.</w:t>
       </w:r>
     </w:p>
     <w:p>
@@ -3983,8 +6497,25 @@
       </w:r>
     </w:p>
     <w:p>
-      <w:r>
-        <w:t>Attempt the independent case before hints. Record whether you worked alone, used a hint or followed a model. After feedback, fix the first unsupported step and explain why it changed. A later check uses a changed case, not a copied answer.</w:t>
+      <w:pPr>
+        <w:spacing w:line="336" w:lineRule="auto" w:after="180"/>
+      </w:pPr>
+      <w:r>
+        <w:rPr>
+          <w:b w:val="0"/>
+        </w:rPr>
+        <w:t>Attempt the independent case before hints. Record whether you worked alone, used a hint or followed a model. After feedback, fix the first unsupported step and explain why it changed.</w:t>
+      </w:r>
+    </w:p>
+    <w:p>
+      <w:pPr>
+        <w:spacing w:line="336" w:lineRule="auto" w:after="180"/>
+      </w:pPr>
+      <w:r>
+        <w:rPr>
+          <w:b w:val="0"/>
+        </w:rPr>
+        <w:t>A later check uses a changed case, not a copied answer.</w:t>
       </w:r>
     </w:p>
     <w:p>
@@ -3997,6 +6528,17 @@
     </w:p>
     <w:p>
       <w:r>
+        <w:t>Use this map to navigate Improve Generalization, connect the goals to tasks and keep one evidence record for each attempt.</w:t>
+      </w:r>
+    </w:p>
+    <w:p>
+      <w:pPr>
+        <w:spacing w:line="336" w:lineRule="auto" w:after="180"/>
+      </w:pPr>
+      <w:r>
+        <w:rPr>
+          <w:b w:val="0"/>
+        </w:rPr>
         <w:t>Start with this question: Test whether a plant model follows the leaf or a convenient background shortcut.</w:t>
       </w:r>
     </w:p>
@@ -4103,13 +6645,61 @@
       </w:tr>
     </w:tbl>
     <w:p>
-      <w:r>
-        <w:t>Remember → watch and explain → try with help → investigate → try independently → keep project evidence. Your teacher may spread this lesson across several classes.</w:t>
-      </w:r>
-    </w:p>
-    <w:p>
-      <w:r>
-        <w:t>Keep your first prediction. Compare it with what the evidence shows and explain any change.</w:t>
+      <w:pPr>
+        <w:spacing w:line="336" w:lineRule="auto" w:after="180"/>
+      </w:pPr>
+      <w:r>
+        <w:rPr>
+          <w:b w:val="0"/>
+        </w:rPr>
+        <w:t xml:space="preserve">Remember → watch and explain → try with help → investigate → try independently → keep project </w:t>
+      </w:r>
+      <w:r>
+        <w:rPr>
+          <w:b/>
+        </w:rPr>
+        <w:t>evidence</w:t>
+      </w:r>
+      <w:r>
+        <w:rPr>
+          <w:b w:val="0"/>
+        </w:rPr>
+        <w:t>. Your teacher may spread this lesson across several classes.</w:t>
+      </w:r>
+    </w:p>
+    <w:p>
+      <w:pPr>
+        <w:spacing w:line="336" w:lineRule="auto" w:after="180"/>
+      </w:pPr>
+      <w:r>
+        <w:rPr>
+          <w:b w:val="0"/>
+        </w:rPr>
+        <w:t xml:space="preserve">Keep your first </w:t>
+      </w:r>
+      <w:r>
+        <w:rPr>
+          <w:b/>
+        </w:rPr>
+        <w:t>prediction</w:t>
+      </w:r>
+      <w:r>
+        <w:rPr>
+          <w:b w:val="0"/>
+        </w:rPr>
+        <w:t xml:space="preserve">. Compare it with what the </w:t>
+      </w:r>
+      <w:r>
+        <w:rPr>
+          <w:b/>
+        </w:rPr>
+        <w:t>evidence</w:t>
+      </w:r>
+      <w:r>
+        <w:rPr>
+          <w:b w:val="0"/>
+        </w:rPr>
+        <w:t xml:space="preserve"> shows and explain any change.</w:t>
       </w:r>
     </w:p>
     <w:p>
@@ -4122,7 +6712,48 @@
     </w:p>
     <w:p>
       <w:r>
-        <w:t>Close your notes. Explain this goal in your own words: Compare training and validation evidence for model capacity</w:t>
+        <w:t>Explain Improve Generalization without notes, identify a remaining question and plan a later check with a changed case.</w:t>
+      </w:r>
+    </w:p>
+    <w:p>
+      <w:pPr>
+        <w:spacing w:line="336" w:lineRule="auto" w:after="180"/>
+      </w:pPr>
+      <w:r>
+        <w:rPr>
+          <w:b w:val="0"/>
+        </w:rPr>
+        <w:t xml:space="preserve">Close your notes. Explain this goal in your own words: Compare </w:t>
+      </w:r>
+      <w:r>
+        <w:rPr>
+          <w:b/>
+        </w:rPr>
+        <w:t>training</w:t>
+      </w:r>
+      <w:r>
+        <w:rPr>
+          <w:b w:val="0"/>
+        </w:rPr>
+        <w:t xml:space="preserve"> and validation </w:t>
+      </w:r>
+      <w:r>
+        <w:rPr>
+          <w:b/>
+        </w:rPr>
+        <w:t>evidence</w:t>
+      </w:r>
+      <w:r>
+        <w:rPr>
+          <w:b w:val="0"/>
+        </w:rPr>
+        <w:t xml:space="preserve"> for model </w:t>
+      </w:r>
+      <w:r>
+        <w:rPr>
+          <w:b/>
+        </w:rPr>
+        <w:t>capacity</w:t>
       </w:r>
     </w:p>
     <w:p>
@@ -4159,13 +6790,61 @@
       </w:r>
     </w:p>
     <w:p>
-      <w:r>
-        <w:t>If you are unsure, return to the worked picture and explain one arrow. If you are ready, change an input or assumption and justify your prediction.</w:t>
-      </w:r>
-    </w:p>
-    <w:p>
-      <w:r>
-        <w:t>Save your workbook evidence. At the next review, try a different case before opening your old answer.</w:t>
+      <w:pPr>
+        <w:spacing w:line="336" w:lineRule="auto" w:after="180"/>
+      </w:pPr>
+      <w:r>
+        <w:rPr>
+          <w:b w:val="0"/>
+        </w:rPr>
+        <w:t xml:space="preserve">If you are unsure, return to the worked picture and explain one arrow. If you are ready, change an </w:t>
+      </w:r>
+      <w:r>
+        <w:rPr>
+          <w:b/>
+        </w:rPr>
+        <w:t>input</w:t>
+      </w:r>
+      <w:r>
+        <w:rPr>
+          <w:b w:val="0"/>
+        </w:rPr>
+        <w:t xml:space="preserve"> or assumption and justify your </w:t>
+      </w:r>
+      <w:r>
+        <w:rPr>
+          <w:b/>
+        </w:rPr>
+        <w:t>prediction</w:t>
+      </w:r>
+      <w:r>
+        <w:rPr>
+          <w:b w:val="0"/>
+        </w:rPr>
+        <w:t>.</w:t>
+      </w:r>
+    </w:p>
+    <w:p>
+      <w:pPr>
+        <w:spacing w:line="336" w:lineRule="auto" w:after="180"/>
+      </w:pPr>
+      <w:r>
+        <w:rPr>
+          <w:b w:val="0"/>
+        </w:rPr>
+        <w:t xml:space="preserve">Save your workbook </w:t>
+      </w:r>
+      <w:r>
+        <w:rPr>
+          <w:b/>
+        </w:rPr>
+        <w:t>evidence</w:t>
+      </w:r>
+      <w:r>
+        <w:rPr>
+          <w:b w:val="0"/>
+        </w:rPr>
+        <w:t>. At the next review, try a different case before opening your old answer.</w:t>
       </w:r>
     </w:p>
     <w:p>
@@ -4178,11 +6857,28 @@
     </w:p>
     <w:p>
       <w:r>
+        <w:t>Attempt supported questions before using hints or feedback. Review a missing building block, then keep the completed work.</w:t>
+      </w:r>
+    </w:p>
+    <w:p>
+      <w:pPr>
+        <w:spacing w:line="336" w:lineRule="auto" w:after="180"/>
+      </w:pPr>
+      <w:r>
+        <w:rPr>
+          <w:b w:val="0"/>
+        </w:rPr>
         <w:t>Use this supported practice once, in the browser or on paper. Keep the reserved independent assessment for a separate first attempt before teacher feedback.</w:t>
       </w:r>
     </w:p>
     <w:p>
-      <w:r>
+      <w:pPr>
+        <w:spacing w:line="336" w:lineRule="auto" w:after="180"/>
+      </w:pPr>
+      <w:r>
+        <w:rPr>
+          <w:b w:val="0"/>
+        </w:rPr>
         <w:t>Test whether a plant model follows the leaf or a convenient background shortcut.</w:t>
       </w:r>
     </w:p>
@@ -4195,22 +6891,61 @@
       </w:r>
     </w:p>
     <w:p>
-      <w:r>
-        <w:t>Which labelled step matches this detail? Compare predictions for the same leaf on both backgrounds; do not assume an error cause before observing it.</w:t>
-      </w:r>
-    </w:p>
-    <w:p>
-      <w:r>
+      <w:pPr>
+        <w:spacing w:line="336" w:lineRule="auto" w:after="180"/>
+      </w:pPr>
+      <w:r>
+        <w:rPr>
+          <w:b w:val="0"/>
+        </w:rPr>
+        <w:t xml:space="preserve">Which labelled step matches this detail? Compare </w:t>
+      </w:r>
+      <w:r>
+        <w:rPr>
+          <w:b/>
+        </w:rPr>
+        <w:t>prediction</w:t>
+      </w:r>
+      <w:r>
+        <w:rPr>
+          <w:b w:val="0"/>
+        </w:rPr>
+        <w:t>s for the same leaf on both backgrounds; do not assume an error cause before observing it.</w:t>
+      </w:r>
+    </w:p>
+    <w:p>
+      <w:pPr>
+        <w:spacing w:line="336" w:lineRule="auto" w:after="180"/>
+        <w:shd w:fill="F4F9FC"/>
+      </w:pPr>
+      <w:r>
+        <w:rPr>
+          <w:b w:val="0"/>
+        </w:rPr>
         <w:t>1. Notice correlation</w:t>
       </w:r>
     </w:p>
     <w:p>
-      <w:r>
+      <w:pPr>
+        <w:spacing w:line="336" w:lineRule="auto" w:after="180"/>
+        <w:shd w:fill="F4F9FC"/>
+      </w:pPr>
+      <w:r>
+        <w:rPr>
+          <w:b w:val="0"/>
+        </w:rPr>
         <w:t>2. Design crossed cases</w:t>
       </w:r>
     </w:p>
     <w:p>
-      <w:r>
+      <w:pPr>
+        <w:spacing w:line="336" w:lineRule="auto" w:after="180"/>
+        <w:shd w:fill="F4F9FC"/>
+      </w:pPr>
+      <w:r>
+        <w:rPr>
+          <w:b w:val="0"/>
+        </w:rPr>
         <w:t>3. Inspect fixed model</w:t>
       </w:r>
     </w:p>
@@ -4248,41 +6983,191 @@
       </w:r>
     </w:p>
     <w:p>
-      <w:r>
+      <w:pPr>
+        <w:pStyle w:val="Heading3"/>
+      </w:pPr>
+      <w:r>
+        <w:t>Hint · try first</w:t>
+      </w:r>
+    </w:p>
+    <w:p>
+      <w:pPr>
+        <w:spacing w:line="336" w:lineRule="auto" w:after="180"/>
+        <w:shd w:fill="F1F6F8"/>
+      </w:pPr>
+      <w:r>
+        <w:rPr>
+          <w:b w:val="0"/>
+        </w:rPr>
         <w:t>Hint if needed: Read the steps in the pictorial case. Match the supplied detail to the stage that performs or records it.</w:t>
       </w:r>
     </w:p>
     <w:p>
-      <w:r>
-        <w:t>After your attempt, compare with the supported explanation: Inspect fixed model Compare predictions for the same leaf on both backgrounds; do not assume an error cause before observing it. Read the picture in order. Compare predictions for the same leaf on both backgrounds; do not assume an error cause before observing it. The arrows show which recorded input or intermediate result each decision uses. Explain the deciding step aloud before checking the changed case; pointing to the final answer alone does not show how it follows.</w:t>
-      </w:r>
-    </w:p>
-    <w:p>
       <w:pPr>
         <w:pStyle w:val="Heading3"/>
       </w:pPr>
       <w:r>
+        <w:t>Feedback · compare after trying</w:t>
+      </w:r>
+    </w:p>
+    <w:p>
+      <w:pPr>
+        <w:spacing w:line="336" w:lineRule="auto" w:after="180"/>
+        <w:shd w:fill="F1F6FC"/>
+      </w:pPr>
+      <w:r>
+        <w:rPr>
+          <w:b w:val="0"/>
+        </w:rPr>
+        <w:t xml:space="preserve">After your attempt, compare with the supported explanation: Inspect fixed model Compare </w:t>
+      </w:r>
+      <w:r>
+        <w:rPr>
+          <w:b/>
+        </w:rPr>
+        <w:t>prediction</w:t>
+      </w:r>
+      <w:r>
+        <w:rPr>
+          <w:b w:val="0"/>
+        </w:rPr>
+        <w:t>s for the same leaf on both backgrounds; do not assume an error cause before observing it. Read the picture in order.</w:t>
+      </w:r>
+    </w:p>
+    <w:p>
+      <w:pPr>
+        <w:spacing w:line="336" w:lineRule="auto" w:after="180"/>
+        <w:shd w:fill="F1F6FC"/>
+      </w:pPr>
+      <w:r>
+        <w:rPr>
+          <w:b w:val="0"/>
+        </w:rPr>
+        <w:t xml:space="preserve">Compare </w:t>
+      </w:r>
+      <w:r>
+        <w:rPr>
+          <w:b/>
+        </w:rPr>
+        <w:t>prediction</w:t>
+      </w:r>
+      <w:r>
+        <w:rPr>
+          <w:b w:val="0"/>
+        </w:rPr>
+        <w:t xml:space="preserve">s for the same leaf on both backgrounds; do not assume an error cause before observing it. The arrows show which recorded </w:t>
+      </w:r>
+      <w:r>
+        <w:rPr>
+          <w:b/>
+        </w:rPr>
+        <w:t>input</w:t>
+      </w:r>
+      <w:r>
+        <w:rPr>
+          <w:b w:val="0"/>
+        </w:rPr>
+        <w:t xml:space="preserve"> or intermediate result each decision uses.</w:t>
+      </w:r>
+    </w:p>
+    <w:p>
+      <w:pPr>
+        <w:spacing w:line="336" w:lineRule="auto" w:after="180"/>
+        <w:shd w:fill="F1F6FC"/>
+      </w:pPr>
+      <w:r>
+        <w:rPr>
+          <w:b w:val="0"/>
+        </w:rPr>
+        <w:t>Explain the deciding step aloud before checking the changed case; pointing to the final answer alone does not show how it follows.</w:t>
+      </w:r>
+    </w:p>
+    <w:p>
+      <w:pPr>
+        <w:pStyle w:val="Heading3"/>
+      </w:pPr>
+      <w:r>
         <w:t>Practice 2: explain the deciding evidence</w:t>
       </w:r>
     </w:p>
     <w:p>
-      <w:r>
+      <w:pPr>
+        <w:pStyle w:val="Heading3"/>
+      </w:pPr>
+      <w:r>
+        <w:t>Changed case · predict first</w:t>
+      </w:r>
+    </w:p>
+    <w:p>
+      <w:pPr>
+        <w:spacing w:line="336" w:lineRule="auto" w:after="180"/>
+        <w:shd w:fill="F5F1FB"/>
+      </w:pPr>
+      <w:r>
+        <w:rPr>
+          <w:b w:val="0"/>
+        </w:rPr>
         <w:t>Changed-case practice: The unchanged model predicts spotted for both red-background classes and healthy for both grey-background classes. Which conclusion is supported by the supplied facts?</w:t>
       </w:r>
     </w:p>
     <w:p>
-      <w:r>
+      <w:pPr>
+        <w:spacing w:line="336" w:lineRule="auto" w:after="180"/>
+        <w:shd w:fill="F4F9FC"/>
+      </w:pPr>
+      <w:r>
+        <w:rPr>
+          <w:b w:val="0"/>
+        </w:rPr>
         <w:t>1. It fails on spotted/grey and healthy/red in the crossed audit.</w:t>
       </w:r>
     </w:p>
     <w:p>
-      <w:r>
-        <w:t>2. We can decide the result without examining the changed input or the procedure.</w:t>
-      </w:r>
-    </w:p>
-    <w:p>
-      <w:r>
-        <w:t>3. This one example guarantees correct results for every future input.</w:t>
+      <w:pPr>
+        <w:spacing w:line="336" w:lineRule="auto" w:after="180"/>
+        <w:shd w:fill="F4F9FC"/>
+      </w:pPr>
+      <w:r>
+        <w:rPr>
+          <w:b w:val="0"/>
+        </w:rPr>
+        <w:t xml:space="preserve">2. We can decide the result without examining the changed </w:t>
+      </w:r>
+      <w:r>
+        <w:rPr>
+          <w:b/>
+        </w:rPr>
+        <w:t>input</w:t>
+      </w:r>
+      <w:r>
+        <w:rPr>
+          <w:b w:val="0"/>
+        </w:rPr>
+        <w:t xml:space="preserve"> or the procedure.</w:t>
+      </w:r>
+    </w:p>
+    <w:p>
+      <w:pPr>
+        <w:spacing w:line="336" w:lineRule="auto" w:after="180"/>
+        <w:shd w:fill="F4F9FC"/>
+      </w:pPr>
+      <w:r>
+        <w:rPr>
+          <w:b w:val="0"/>
+        </w:rPr>
+        <w:t xml:space="preserve">3. This one example guarantees correct results for every future </w:t>
+      </w:r>
+      <w:r>
+        <w:rPr>
+          <w:b/>
+        </w:rPr>
+        <w:t>input</w:t>
+      </w:r>
+      <w:r>
+        <w:rPr>
+          <w:b w:val="0"/>
+        </w:rPr>
+        <w:t>.</w:t>
       </w:r>
     </w:p>
     <w:p>
@@ -4319,36 +7204,249 @@
       </w:r>
     </w:p>
     <w:p>
-      <w:r>
+      <w:pPr>
+        <w:pStyle w:val="Heading3"/>
+      </w:pPr>
+      <w:r>
+        <w:t>Hint · try first</w:t>
+      </w:r>
+    </w:p>
+    <w:p>
+      <w:pPr>
+        <w:spacing w:line="336" w:lineRule="auto" w:after="180"/>
+        <w:shd w:fill="F1F6F8"/>
+      </w:pPr>
+      <w:r>
+        <w:rPr>
+          <w:b w:val="0"/>
+        </w:rPr>
         <w:t>Hint if needed: Use the changed condition and the deciding step in the pictorial trace. The answer must say what follows from those facts.</w:t>
       </w:r>
     </w:p>
     <w:p>
-      <w:r>
-        <w:t>After your attempt, compare with the supported explanation: It fails on spotted/grey and healthy/red in the crossed audit. Those supplied predictions follow background rather than the intended leaf target.</w:t>
-      </w:r>
-    </w:p>
-    <w:p>
       <w:pPr>
         <w:pStyle w:val="Heading3"/>
       </w:pPr>
       <w:r>
+        <w:t>Feedback · compare after trying</w:t>
+      </w:r>
+    </w:p>
+    <w:p>
+      <w:pPr>
+        <w:spacing w:line="336" w:lineRule="auto" w:after="180"/>
+        <w:shd w:fill="F1F6FC"/>
+      </w:pPr>
+      <w:r>
+        <w:rPr>
+          <w:b w:val="0"/>
+        </w:rPr>
+        <w:t xml:space="preserve">After your attempt, compare with the supported explanation: It fails on spotted/grey and healthy/red in the crossed audit. Those supplied </w:t>
+      </w:r>
+      <w:r>
+        <w:rPr>
+          <w:b/>
+        </w:rPr>
+        <w:t>prediction</w:t>
+      </w:r>
+      <w:r>
+        <w:rPr>
+          <w:b w:val="0"/>
+        </w:rPr>
+        <w:t>s follow background rather than the intended leaf target.</w:t>
+      </w:r>
+    </w:p>
+    <w:p>
+      <w:pPr>
+        <w:pStyle w:val="Heading3"/>
+      </w:pPr>
+      <w:r>
         <w:t>Repair a missing building block</w:t>
       </w:r>
     </w:p>
     <w:p>
-      <w:r>
-        <w:t>Review Feature Engineering (ai-4/29). Goal: Create features available at prediction time. Short practice: What should be saved so another group transforms the query identically? Point to the relevant step in the picture, then write the changed result and the rule or evidence that supports it.. Return to this week and explain what you changed.</w:t>
-      </w:r>
-    </w:p>
-    <w:p>
-      <w:r>
-        <w:t>Review Overfitting (ai-4/27). Goal: Compare training and validation evidence for model capacity. Short practice: Does100% training accuracy prove Large was always best? Point to the relevant step in the picture, then write the changed result and the rule or evidence that supports it.. Return to this week and explain what you changed.</w:t>
-      </w:r>
-    </w:p>
-    <w:p>
-      <w:r>
-        <w:t>Review Train, Validation, Test (ai-4/24). Goal: Select a model using a declared validation rule. Short practice: Why does B’s zero training MAE not settle the original choice? Point to the relevant step in the picture, then write the changed result and the rule or evidence that supports it.. Return to this week and explain what you changed.</w:t>
+      <w:pPr>
+        <w:spacing w:line="336" w:lineRule="auto" w:after="180"/>
+      </w:pPr>
+      <w:r>
+        <w:rPr>
+          <w:b w:val="0"/>
+        </w:rPr>
+        <w:t xml:space="preserve">Review Feature Engineering (ai-4/29). Goal: Create features available at </w:t>
+      </w:r>
+      <w:r>
+        <w:rPr>
+          <w:b/>
+        </w:rPr>
+        <w:t>prediction</w:t>
+      </w:r>
+      <w:r>
+        <w:rPr>
+          <w:b w:val="0"/>
+        </w:rPr>
+        <w:t xml:space="preserve"> time. Short practice: What should be saved so another group transforms the query identically?</w:t>
+      </w:r>
+    </w:p>
+    <w:p>
+      <w:pPr>
+        <w:spacing w:line="336" w:lineRule="auto" w:after="180"/>
+      </w:pPr>
+      <w:r>
+        <w:rPr>
+          <w:b w:val="0"/>
+        </w:rPr>
+        <w:t xml:space="preserve">Point to the relevant step in the picture, then write the changed result and the rule or </w:t>
+      </w:r>
+      <w:r>
+        <w:rPr>
+          <w:b/>
+        </w:rPr>
+        <w:t>evidence</w:t>
+      </w:r>
+      <w:r>
+        <w:rPr>
+          <w:b w:val="0"/>
+        </w:rPr>
+        <w:t xml:space="preserve"> that supports it.. Return to this week and explain what you changed.</w:t>
+      </w:r>
+    </w:p>
+    <w:p>
+      <w:pPr>
+        <w:spacing w:line="336" w:lineRule="auto" w:after="180"/>
+      </w:pPr>
+      <w:r>
+        <w:rPr>
+          <w:b w:val="0"/>
+        </w:rPr>
+        <w:t xml:space="preserve">Review </w:t>
+      </w:r>
+      <w:r>
+        <w:rPr>
+          <w:b/>
+        </w:rPr>
+        <w:t>Overfitting</w:t>
+      </w:r>
+      <w:r>
+        <w:rPr>
+          <w:b w:val="0"/>
+        </w:rPr>
+        <w:t xml:space="preserve"> (ai-4/27). Goal: Compare </w:t>
+      </w:r>
+      <w:r>
+        <w:rPr>
+          <w:b/>
+        </w:rPr>
+        <w:t>training</w:t>
+      </w:r>
+      <w:r>
+        <w:rPr>
+          <w:b w:val="0"/>
+        </w:rPr>
+        <w:t xml:space="preserve"> and validation </w:t>
+      </w:r>
+      <w:r>
+        <w:rPr>
+          <w:b/>
+        </w:rPr>
+        <w:t>evidence</w:t>
+      </w:r>
+      <w:r>
+        <w:rPr>
+          <w:b w:val="0"/>
+        </w:rPr>
+        <w:t xml:space="preserve"> for model </w:t>
+      </w:r>
+      <w:r>
+        <w:rPr>
+          <w:b/>
+        </w:rPr>
+        <w:t>capacity</w:t>
+      </w:r>
+      <w:r>
+        <w:rPr>
+          <w:b w:val="0"/>
+        </w:rPr>
+        <w:t xml:space="preserve">. Short practice: Does100% </w:t>
+      </w:r>
+      <w:r>
+        <w:rPr>
+          <w:b/>
+        </w:rPr>
+        <w:t>training</w:t>
+      </w:r>
+      <w:r>
+        <w:rPr>
+          <w:b w:val="0"/>
+        </w:rPr>
+        <w:t xml:space="preserve"> accuracy prove Large was always best?</w:t>
+      </w:r>
+    </w:p>
+    <w:p>
+      <w:pPr>
+        <w:spacing w:line="336" w:lineRule="auto" w:after="180"/>
+      </w:pPr>
+      <w:r>
+        <w:rPr>
+          <w:b w:val="0"/>
+        </w:rPr>
+        <w:t xml:space="preserve">Point to the relevant step in the picture, then write the changed result and the rule or </w:t>
+      </w:r>
+      <w:r>
+        <w:rPr>
+          <w:b/>
+        </w:rPr>
+        <w:t>evidence</w:t>
+      </w:r>
+      <w:r>
+        <w:rPr>
+          <w:b w:val="0"/>
+        </w:rPr>
+        <w:t xml:space="preserve"> that supports it.. Return to this week and explain what you changed.</w:t>
+      </w:r>
+    </w:p>
+    <w:p>
+      <w:pPr>
+        <w:spacing w:line="336" w:lineRule="auto" w:after="180"/>
+      </w:pPr>
+      <w:r>
+        <w:rPr>
+          <w:b w:val="0"/>
+        </w:rPr>
+        <w:t xml:space="preserve">Review Train, Validation, Test (ai-4/24). Goal: Select a model using a declared validation rule. Short practice: Why does B’s zero </w:t>
+      </w:r>
+      <w:r>
+        <w:rPr>
+          <w:b/>
+        </w:rPr>
+        <w:t>training</w:t>
+      </w:r>
+      <w:r>
+        <w:rPr>
+          <w:b w:val="0"/>
+        </w:rPr>
+        <w:t xml:space="preserve"> MAE not settle the original choice?</w:t>
+      </w:r>
+    </w:p>
+    <w:p>
+      <w:pPr>
+        <w:spacing w:line="336" w:lineRule="auto" w:after="180"/>
+      </w:pPr>
+      <w:r>
+        <w:rPr>
+          <w:b w:val="0"/>
+        </w:rPr>
+        <w:t xml:space="preserve">Point to the relevant step in the picture, then write the changed result and the rule or </w:t>
+      </w:r>
+      <w:r>
+        <w:rPr>
+          <w:b/>
+        </w:rPr>
+        <w:t>evidence</w:t>
+      </w:r>
+      <w:r>
+        <w:rPr>
+          <w:b w:val="0"/>
+        </w:rPr>
+        <w:t xml:space="preserve"> that supports it.. Return to this week and explain what you changed.</w:t>
       </w:r>
     </w:p>
     <w:p>
@@ -4360,8 +7458,763 @@
       </w:r>
     </w:p>
     <w:p>
-      <w:r>
-        <w:t>Use Download completed work in the hosted lesson to export your answers, reflections, practice feedback and code-run evidence. Open the HTML copy to read or print it. Drafts stay in this browser when storage is available; clear drafts on a shared device.</w:t>
+      <w:pPr>
+        <w:spacing w:line="336" w:lineRule="auto" w:after="180"/>
+      </w:pPr>
+      <w:r>
+        <w:rPr>
+          <w:b w:val="0"/>
+        </w:rPr>
+        <w:t xml:space="preserve">Use Download completed work in the hosted lesson to export your answers, reflections, practice feedback and code-run </w:t>
+      </w:r>
+      <w:r>
+        <w:rPr>
+          <w:b/>
+        </w:rPr>
+        <w:t>evidence</w:t>
+      </w:r>
+      <w:r>
+        <w:rPr>
+          <w:b w:val="0"/>
+        </w:rPr>
+        <w:t>. Open the HTML copy to read or print it.</w:t>
+      </w:r>
+    </w:p>
+    <w:p>
+      <w:pPr>
+        <w:spacing w:line="336" w:lineRule="auto" w:after="180"/>
+      </w:pPr>
+      <w:r>
+        <w:rPr>
+          <w:b w:val="0"/>
+        </w:rPr>
+        <w:t>Drafts stay in this browser when storage is available; clear drafts on a shared device.</w:t>
+      </w:r>
+    </w:p>
+    <w:p>
+      <w:pPr>
+        <w:pStyle w:val="Heading1"/>
+      </w:pPr>
+      <w:r>
+        <w:t>18. Visual concept journey</w:t>
+      </w:r>
+    </w:p>
+    <w:p>
+      <w:r>
+        <w:t>Explain each Improve Generalization graphic using its labels, deciding evidence and relevant limitation.</w:t>
+      </w:r>
+    </w:p>
+    <w:p>
+      <w:pPr>
+        <w:pStyle w:val="Heading3"/>
+      </w:pPr>
+      <w:r>
+        <w:t>01. Improve Generalization: the case</w:t>
+      </w:r>
+    </w:p>
+    <w:p>
+      <w:r>
+        <w:drawing>
+          <wp:inline xmlns:a="http://schemas.openxmlformats.org/drawingml/2006/main" xmlns:pic="http://schemas.openxmlformats.org/drawingml/2006/picture">
+            <wp:extent cx="5486400" cy="3142488"/>
+            <wp:docPr id="22" name="Picture 22" descr="Test whether a plant model follows the leaf or a convenient background shortcut. Supplied facts: Toy training photos show spotted leaves on red cards and healthy leaves on grey cards. Intended use allows both backgrounds for either class. All inputs and outcomes in this worked example are invented classroom data; no real model run is claimed."/>
+            <wp:cNvGraphicFramePr>
+              <a:graphicFrameLocks noChangeAspect="1"/>
+            </wp:cNvGraphicFramePr>
+            <a:graphic>
+              <a:graphicData uri="http://schemas.openxmlformats.org/drawingml/2006/picture">
+                <pic:pic>
+                  <pic:nvPicPr>
+                    <pic:cNvPr id="0" name="academy-story-ai-4-30-01.png"/>
+                    <pic:cNvPicPr/>
+                  </pic:nvPicPr>
+                  <pic:blipFill>
+                    <a:blip r:embed="rId29"/>
+                    <a:stretch>
+                      <a:fillRect/>
+                    </a:stretch>
+                  </pic:blipFill>
+                  <pic:spPr>
+                    <a:xfrm>
+                      <a:off x="0" y="0"/>
+                      <a:ext cx="5486400" cy="3142488"/>
+                    </a:xfrm>
+                    <a:prstGeom prst="rect"/>
+                  </pic:spPr>
+                </pic:pic>
+              </a:graphicData>
+            </a:graphic>
+          </wp:inline>
+        </w:drawing>
+      </w:r>
+    </w:p>
+    <w:p>
+      <w:pPr>
+        <w:spacing w:line="336" w:lineRule="auto" w:after="180"/>
+      </w:pPr>
+      <w:r>
+        <w:rPr>
+          <w:b w:val="0"/>
+        </w:rPr>
+        <w:t xml:space="preserve">Test whether a plant model follows the leaf or a convenient background shortcut. Supplied facts: Toy </w:t>
+      </w:r>
+      <w:r>
+        <w:rPr>
+          <w:b/>
+        </w:rPr>
+        <w:t>training</w:t>
+      </w:r>
+      <w:r>
+        <w:rPr>
+          <w:b w:val="0"/>
+        </w:rPr>
+        <w:t xml:space="preserve"> photos show spotted leaves on red cards and healthy leaves on grey cards.</w:t>
+      </w:r>
+    </w:p>
+    <w:p>
+      <w:pPr>
+        <w:spacing w:line="336" w:lineRule="auto" w:after="180"/>
+      </w:pPr>
+      <w:r>
+        <w:rPr>
+          <w:b w:val="0"/>
+        </w:rPr>
+        <w:t xml:space="preserve">Intended use allows both backgrounds for either class. All </w:t>
+      </w:r>
+      <w:r>
+        <w:rPr>
+          <w:b/>
+        </w:rPr>
+        <w:t>input</w:t>
+      </w:r>
+      <w:r>
+        <w:rPr>
+          <w:b w:val="0"/>
+        </w:rPr>
+        <w:t>s and outcomes in this worked example are invented classroom data; no real model run is claimed.</w:t>
+      </w:r>
+    </w:p>
+    <w:p>
+      <w:pPr>
+        <w:spacing w:line="336" w:lineRule="auto" w:after="180"/>
+        <w:shd w:fill="F5F1FB"/>
+      </w:pPr>
+      <w:r>
+        <w:rPr>
+          <w:b w:val="0"/>
+        </w:rPr>
+        <w:t>Point to the given fact that matters most. Explain why it matters.</w:t>
+      </w:r>
+    </w:p>
+    <w:p>
+      <w:pPr>
+        <w:pStyle w:val="Heading3"/>
+      </w:pPr>
+      <w:r>
+        <w:t>02. Follow the deciding steps</w:t>
+      </w:r>
+    </w:p>
+    <w:p>
+      <w:r>
+        <w:drawing>
+          <wp:inline xmlns:a="http://schemas.openxmlformats.org/drawingml/2006/main" xmlns:pic="http://schemas.openxmlformats.org/drawingml/2006/picture">
+            <wp:extent cx="5486400" cy="3493008"/>
+            <wp:docPr id="23" name="Picture 23" descr="Notice correlation: Background colour perfectly tracks the labels in this training sample. → Design crossed cases: Collect spotted/red, spotted/grey, healthy/red, healthy/grey with plant grouping preserved. → Inspect fixed model: Compare predictions for the same leaf on both backgrounds; do not assume an error cause before observing it."/>
+            <wp:cNvGraphicFramePr>
+              <a:graphicFrameLocks noChangeAspect="1"/>
+            </wp:cNvGraphicFramePr>
+            <a:graphic>
+              <a:graphicData uri="http://schemas.openxmlformats.org/drawingml/2006/picture">
+                <pic:pic>
+                  <pic:nvPicPr>
+                    <pic:cNvPr id="0" name="academy-story-ai-4-30-02.png"/>
+                    <pic:cNvPicPr/>
+                  </pic:nvPicPr>
+                  <pic:blipFill>
+                    <a:blip r:embed="rId30"/>
+                    <a:stretch>
+                      <a:fillRect/>
+                    </a:stretch>
+                  </pic:blipFill>
+                  <pic:spPr>
+                    <a:xfrm>
+                      <a:off x="0" y="0"/>
+                      <a:ext cx="5486400" cy="3493008"/>
+                    </a:xfrm>
+                    <a:prstGeom prst="rect"/>
+                  </pic:spPr>
+                </pic:pic>
+              </a:graphicData>
+            </a:graphic>
+          </wp:inline>
+        </w:drawing>
+      </w:r>
+    </w:p>
+    <w:p>
+      <w:pPr>
+        <w:spacing w:line="336" w:lineRule="auto" w:after="180"/>
+      </w:pPr>
+      <w:r>
+        <w:rPr>
+          <w:b w:val="0"/>
+        </w:rPr>
+        <w:t xml:space="preserve">Notice correlation: Background colour perfectly tracks the labels in this </w:t>
+      </w:r>
+      <w:r>
+        <w:rPr>
+          <w:b/>
+        </w:rPr>
+        <w:t>training</w:t>
+      </w:r>
+      <w:r>
+        <w:rPr>
+          <w:b w:val="0"/>
+        </w:rPr>
+        <w:t xml:space="preserve"> sample. → Design crossed cases: Collect spotted/red, spotted/grey, healthy/red, healthy/grey with plant grouping preserved. → Inspect fixed model: Compare </w:t>
+      </w:r>
+      <w:r>
+        <w:rPr>
+          <w:b/>
+        </w:rPr>
+        <w:t>prediction</w:t>
+      </w:r>
+      <w:r>
+        <w:rPr>
+          <w:b w:val="0"/>
+        </w:rPr>
+        <w:t>s for the same leaf on both backgrounds; do not assume an error cause before observing it.</w:t>
+      </w:r>
+    </w:p>
+    <w:p>
+      <w:pPr>
+        <w:spacing w:line="336" w:lineRule="auto" w:after="180"/>
+        <w:shd w:fill="F5F1FB"/>
+      </w:pPr>
+      <w:r>
+        <w:rPr>
+          <w:b w:val="0"/>
+        </w:rPr>
+        <w:t xml:space="preserve">Point to each numbered stage and explain which recorded </w:t>
+      </w:r>
+      <w:r>
+        <w:rPr>
+          <w:b/>
+        </w:rPr>
+        <w:t>input</w:t>
+      </w:r>
+      <w:r>
+        <w:rPr>
+          <w:b w:val="0"/>
+        </w:rPr>
+        <w:t xml:space="preserve"> it uses.</w:t>
+      </w:r>
+    </w:p>
+    <w:p>
+      <w:pPr>
+        <w:pStyle w:val="Heading3"/>
+      </w:pPr>
+      <w:r>
+        <w:t>03. Overfitting and model capacity at a glance</w:t>
+      </w:r>
+    </w:p>
+    <w:p>
+      <w:r>
+        <w:drawing>
+          <wp:inline xmlns:a="http://schemas.openxmlformats.org/drawingml/2006/main" xmlns:pic="http://schemas.openxmlformats.org/drawingml/2006/picture">
+            <wp:extent cx="5486400" cy="2880360"/>
+            <wp:docPr id="24" name="Picture 24" descr="Overfitting and model capacity at a glance. Constant | Training 5 | Validation 6. Line | Training 2 | Validation 3. Flexible curve | Training 0 | Validation 8"/>
+            <wp:cNvGraphicFramePr>
+              <a:graphicFrameLocks noChangeAspect="1"/>
+            </wp:cNvGraphicFramePr>
+            <a:graphic>
+              <a:graphicData uri="http://schemas.openxmlformats.org/drawingml/2006/picture">
+                <pic:pic>
+                  <pic:nvPicPr>
+                    <pic:cNvPr id="0" name="academy-story-ai-4-30-03.png"/>
+                    <pic:cNvPicPr/>
+                  </pic:nvPicPr>
+                  <pic:blipFill>
+                    <a:blip r:embed="rId31"/>
+                    <a:stretch>
+                      <a:fillRect/>
+                    </a:stretch>
+                  </pic:blipFill>
+                  <pic:spPr>
+                    <a:xfrm>
+                      <a:off x="0" y="0"/>
+                      <a:ext cx="5486400" cy="2880360"/>
+                    </a:xfrm>
+                    <a:prstGeom prst="rect"/>
+                  </pic:spPr>
+                </pic:pic>
+              </a:graphicData>
+            </a:graphic>
+          </wp:inline>
+        </w:drawing>
+      </w:r>
+    </w:p>
+    <w:p>
+      <w:pPr>
+        <w:spacing w:line="336" w:lineRule="auto" w:after="180"/>
+      </w:pPr>
+      <w:r>
+        <w:rPr>
+          <w:b/>
+        </w:rPr>
+        <w:t>Overfitting</w:t>
+      </w:r>
+      <w:r>
+        <w:rPr>
+          <w:b w:val="0"/>
+        </w:rPr>
+        <w:t xml:space="preserve"> and model </w:t>
+      </w:r>
+      <w:r>
+        <w:rPr>
+          <w:b/>
+        </w:rPr>
+        <w:t>capacity</w:t>
+      </w:r>
+      <w:r>
+        <w:rPr>
+          <w:b w:val="0"/>
+        </w:rPr>
+        <w:t xml:space="preserve"> at a glance. Constant | </w:t>
+      </w:r>
+      <w:r>
+        <w:rPr>
+          <w:b/>
+        </w:rPr>
+        <w:t>Training</w:t>
+      </w:r>
+      <w:r>
+        <w:rPr>
+          <w:b w:val="0"/>
+        </w:rPr>
+        <w:t xml:space="preserve"> 5 | Validation 6. Line | </w:t>
+      </w:r>
+      <w:r>
+        <w:rPr>
+          <w:b/>
+        </w:rPr>
+        <w:t>Training</w:t>
+      </w:r>
+      <w:r>
+        <w:rPr>
+          <w:b w:val="0"/>
+        </w:rPr>
+        <w:t xml:space="preserve"> 2 | Validation 3. Flexible curve | </w:t>
+      </w:r>
+      <w:r>
+        <w:rPr>
+          <w:b/>
+        </w:rPr>
+        <w:t>Training</w:t>
+      </w:r>
+      <w:r>
+        <w:rPr>
+          <w:b w:val="0"/>
+        </w:rPr>
+        <w:t xml:space="preserve"> 0 | Validation 8</w:t>
+      </w:r>
+    </w:p>
+    <w:p>
+      <w:pPr>
+        <w:spacing w:line="336" w:lineRule="auto" w:after="180"/>
+        <w:shd w:fill="F5F1FB"/>
+      </w:pPr>
+      <w:r>
+        <w:rPr>
+          <w:b w:val="0"/>
+        </w:rPr>
+        <w:t>Read the labels and values. Explain the relationship the model shows.</w:t>
+      </w:r>
+    </w:p>
+    <w:p>
+      <w:pPr>
+        <w:pStyle w:val="Heading3"/>
+      </w:pPr>
+      <w:r>
+        <w:t>04. Change one thing. Trace what follows.</w:t>
+      </w:r>
+    </w:p>
+    <w:p>
+      <w:r>
+        <w:drawing>
+          <wp:inline xmlns:a="http://schemas.openxmlformats.org/drawingml/2006/main" xmlns:pic="http://schemas.openxmlformats.org/drawingml/2006/picture">
+            <wp:extent cx="5486400" cy="3041904"/>
+            <wp:docPr id="25" name="Picture 25" descr="Original case: Compare predictions for the same leaf on both backgrounds; do not assume an error cause before observing it. Changed condition: The unchanged model predicts spotted for both red-background classes and healthy for both grey-background classes. Expected result: It fails on spotted/grey and healthy/red in the crossed audit. Reason: Those supplied predictions follow background rather than the intended leaf target."/>
+            <wp:cNvGraphicFramePr>
+              <a:graphicFrameLocks noChangeAspect="1"/>
+            </wp:cNvGraphicFramePr>
+            <a:graphic>
+              <a:graphicData uri="http://schemas.openxmlformats.org/drawingml/2006/picture">
+                <pic:pic>
+                  <pic:nvPicPr>
+                    <pic:cNvPr id="0" name="academy-story-ai-4-30-04.png"/>
+                    <pic:cNvPicPr/>
+                  </pic:nvPicPr>
+                  <pic:blipFill>
+                    <a:blip r:embed="rId32"/>
+                    <a:stretch>
+                      <a:fillRect/>
+                    </a:stretch>
+                  </pic:blipFill>
+                  <pic:spPr>
+                    <a:xfrm>
+                      <a:off x="0" y="0"/>
+                      <a:ext cx="5486400" cy="3041904"/>
+                    </a:xfrm>
+                    <a:prstGeom prst="rect"/>
+                  </pic:spPr>
+                </pic:pic>
+              </a:graphicData>
+            </a:graphic>
+          </wp:inline>
+        </w:drawing>
+      </w:r>
+    </w:p>
+    <w:p>
+      <w:pPr>
+        <w:spacing w:line="336" w:lineRule="auto" w:after="180"/>
+      </w:pPr>
+      <w:r>
+        <w:rPr>
+          <w:b w:val="0"/>
+        </w:rPr>
+        <w:t xml:space="preserve">Original case: Compare </w:t>
+      </w:r>
+      <w:r>
+        <w:rPr>
+          <w:b/>
+        </w:rPr>
+        <w:t>prediction</w:t>
+      </w:r>
+      <w:r>
+        <w:rPr>
+          <w:b w:val="0"/>
+        </w:rPr>
+        <w:t>s for the same leaf on both backgrounds; do not assume an error cause before observing it.</w:t>
+      </w:r>
+    </w:p>
+    <w:p>
+      <w:pPr>
+        <w:spacing w:line="336" w:lineRule="auto" w:after="180"/>
+      </w:pPr>
+      <w:r>
+        <w:rPr>
+          <w:b w:val="0"/>
+        </w:rPr>
+        <w:t>Changed condition: The unchanged model predicts spotted for both red-background classes and healthy for both grey-background classes. Expected result: It fails on spotted/grey and healthy/red in the crossed audit.</w:t>
+      </w:r>
+    </w:p>
+    <w:p>
+      <w:pPr>
+        <w:spacing w:line="336" w:lineRule="auto" w:after="180"/>
+      </w:pPr>
+      <w:r>
+        <w:rPr>
+          <w:b w:val="0"/>
+        </w:rPr>
+        <w:t xml:space="preserve">Reason: Those supplied </w:t>
+      </w:r>
+      <w:r>
+        <w:rPr>
+          <w:b/>
+        </w:rPr>
+        <w:t>prediction</w:t>
+      </w:r>
+      <w:r>
+        <w:rPr>
+          <w:b w:val="0"/>
+        </w:rPr>
+        <w:t>s follow background rather than the intended leaf target.</w:t>
+      </w:r>
+    </w:p>
+    <w:p>
+      <w:pPr>
+        <w:spacing w:line="336" w:lineRule="auto" w:after="180"/>
+        <w:shd w:fill="F5F1FB"/>
+      </w:pPr>
+      <w:r>
+        <w:rPr>
+          <w:b w:val="0"/>
+        </w:rPr>
+        <w:t>Predict before checking the worked changed-case result. Name what changed and what the supplied facts allow you to conclude.</w:t>
+      </w:r>
+    </w:p>
+    <w:p>
+      <w:pPr>
+        <w:pStyle w:val="Heading3"/>
+      </w:pPr>
+      <w:r>
+        <w:t>05. Connect the explanation to its limit</w:t>
+      </w:r>
+    </w:p>
+    <w:p>
+      <w:r>
+        <w:drawing>
+          <wp:inline xmlns:a="http://schemas.openxmlformats.org/drawingml/2006/main" xmlns:pic="http://schemas.openxmlformats.org/drawingml/2006/picture">
+            <wp:extent cx="5486400" cy="2834640"/>
+            <wp:docPr id="26" name="Picture 26" descr="Read the picture in order. Compare predictions for the same leaf on both backgrounds; do not assume an error cause before observing it. The arrows show which recorded input or intermediate result each decision uses. Explain the deciding step aloud before checking the changed case; pointing to the final answer alone does not show how it follows. Limit: One controlled audit can reveal a shortcut in this toy setting without proving how every internal feature is represented."/>
+            <wp:cNvGraphicFramePr>
+              <a:graphicFrameLocks noChangeAspect="1"/>
+            </wp:cNvGraphicFramePr>
+            <a:graphic>
+              <a:graphicData uri="http://schemas.openxmlformats.org/drawingml/2006/picture">
+                <pic:pic>
+                  <pic:nvPicPr>
+                    <pic:cNvPr id="0" name="academy-story-ai-4-30-05.png"/>
+                    <pic:cNvPicPr/>
+                  </pic:nvPicPr>
+                  <pic:blipFill>
+                    <a:blip r:embed="rId33"/>
+                    <a:stretch>
+                      <a:fillRect/>
+                    </a:stretch>
+                  </pic:blipFill>
+                  <pic:spPr>
+                    <a:xfrm>
+                      <a:off x="0" y="0"/>
+                      <a:ext cx="5486400" cy="2834640"/>
+                    </a:xfrm>
+                    <a:prstGeom prst="rect"/>
+                  </pic:spPr>
+                </pic:pic>
+              </a:graphicData>
+            </a:graphic>
+          </wp:inline>
+        </w:drawing>
+      </w:r>
+    </w:p>
+    <w:p>
+      <w:pPr>
+        <w:spacing w:line="336" w:lineRule="auto" w:after="180"/>
+      </w:pPr>
+      <w:r>
+        <w:rPr>
+          <w:b w:val="0"/>
+        </w:rPr>
+        <w:t xml:space="preserve">Read the picture in order. Compare </w:t>
+      </w:r>
+      <w:r>
+        <w:rPr>
+          <w:b/>
+        </w:rPr>
+        <w:t>prediction</w:t>
+      </w:r>
+      <w:r>
+        <w:rPr>
+          <w:b w:val="0"/>
+        </w:rPr>
+        <w:t xml:space="preserve">s for the same leaf on both backgrounds; do not assume an error cause before observing it. The arrows show which recorded </w:t>
+      </w:r>
+      <w:r>
+        <w:rPr>
+          <w:b/>
+        </w:rPr>
+        <w:t>input</w:t>
+      </w:r>
+      <w:r>
+        <w:rPr>
+          <w:b w:val="0"/>
+        </w:rPr>
+        <w:t xml:space="preserve"> or intermediate result each decision uses.</w:t>
+      </w:r>
+    </w:p>
+    <w:p>
+      <w:pPr>
+        <w:spacing w:line="336" w:lineRule="auto" w:after="180"/>
+      </w:pPr>
+      <w:r>
+        <w:rPr>
+          <w:b w:val="0"/>
+        </w:rPr>
+        <w:t>Explain the deciding step aloud before checking the changed case; pointing to the final answer alone does not show how it follows.</w:t>
+      </w:r>
+    </w:p>
+    <w:p>
+      <w:pPr>
+        <w:spacing w:line="336" w:lineRule="auto" w:after="180"/>
+      </w:pPr>
+      <w:r>
+        <w:rPr>
+          <w:b w:val="0"/>
+        </w:rPr>
+        <w:t>Limit: One controlled audit can reveal a shortcut in this toy setting without proving how every internal feature is represented.</w:t>
+      </w:r>
+    </w:p>
+    <w:p>
+      <w:pPr>
+        <w:spacing w:line="336" w:lineRule="auto" w:after="180"/>
+        <w:shd w:fill="F5F1FB"/>
+      </w:pPr>
+      <w:r>
+        <w:rPr>
+          <w:b w:val="0"/>
+        </w:rPr>
+        <w:t>Explain the case, then point to a limit on the claim.</w:t>
+      </w:r>
+    </w:p>
+    <w:p>
+      <w:pPr>
+        <w:pStyle w:val="Heading3"/>
+      </w:pPr>
+      <w:r>
+        <w:t>06. Make the idea visible in your project</w:t>
+      </w:r>
+    </w:p>
+    <w:p>
+      <w:r>
+        <w:drawing>
+          <wp:inline xmlns:a="http://schemas.openxmlformats.org/drawingml/2006/main" xmlns:pic="http://schemas.openxmlformats.org/drawingml/2006/picture">
+            <wp:extent cx="5486400" cy="3681984"/>
+            <wp:docPr id="27" name="Picture 27" descr="For your Responsible Plant Classifier, save the input, procedure, observed result and limitation of this check. Label this worked example as practice; use a different, previously unreviewed case when checking independent understanding. Draw your input, deciding step, result and limit. Supported question: What fresh evidence is needed after adding crossed training data? Point to the relevant step in the picture, then write the changed result and the rule or evidence that supports it."/>
+            <wp:cNvGraphicFramePr>
+              <a:graphicFrameLocks noChangeAspect="1"/>
+            </wp:cNvGraphicFramePr>
+            <a:graphic>
+              <a:graphicData uri="http://schemas.openxmlformats.org/drawingml/2006/picture">
+                <pic:pic>
+                  <pic:nvPicPr>
+                    <pic:cNvPr id="0" name="academy-story-ai-4-30-06.png"/>
+                    <pic:cNvPicPr/>
+                  </pic:nvPicPr>
+                  <pic:blipFill>
+                    <a:blip r:embed="rId34"/>
+                    <a:stretch>
+                      <a:fillRect/>
+                    </a:stretch>
+                  </pic:blipFill>
+                  <pic:spPr>
+                    <a:xfrm>
+                      <a:off x="0" y="0"/>
+                      <a:ext cx="5486400" cy="3681984"/>
+                    </a:xfrm>
+                    <a:prstGeom prst="rect"/>
+                  </pic:spPr>
+                </pic:pic>
+              </a:graphicData>
+            </a:graphic>
+          </wp:inline>
+        </w:drawing>
+      </w:r>
+    </w:p>
+    <w:p>
+      <w:pPr>
+        <w:spacing w:line="336" w:lineRule="auto" w:after="180"/>
+      </w:pPr>
+      <w:r>
+        <w:rPr>
+          <w:b w:val="0"/>
+        </w:rPr>
+        <w:t xml:space="preserve">For your Responsible Plant Classifier, save the </w:t>
+      </w:r>
+      <w:r>
+        <w:rPr>
+          <w:b/>
+        </w:rPr>
+        <w:t>input</w:t>
+      </w:r>
+      <w:r>
+        <w:rPr>
+          <w:b w:val="0"/>
+        </w:rPr>
+        <w:t>, procedure, observed result and limitation of this check.</w:t>
+      </w:r>
+    </w:p>
+    <w:p>
+      <w:pPr>
+        <w:spacing w:line="336" w:lineRule="auto" w:after="180"/>
+      </w:pPr>
+      <w:r>
+        <w:rPr>
+          <w:b w:val="0"/>
+        </w:rPr>
+        <w:t xml:space="preserve">Label this worked example as practice; use a different, previously unreviewed case when checking independent understanding. Draw your </w:t>
+      </w:r>
+      <w:r>
+        <w:rPr>
+          <w:b/>
+        </w:rPr>
+        <w:t>input</w:t>
+      </w:r>
+      <w:r>
+        <w:rPr>
+          <w:b w:val="0"/>
+        </w:rPr>
+        <w:t>, deciding step, result and limit.</w:t>
+      </w:r>
+    </w:p>
+    <w:p>
+      <w:pPr>
+        <w:spacing w:line="336" w:lineRule="auto" w:after="180"/>
+      </w:pPr>
+      <w:r>
+        <w:rPr>
+          <w:b w:val="0"/>
+        </w:rPr>
+        <w:t xml:space="preserve">Supported question: What fresh </w:t>
+      </w:r>
+      <w:r>
+        <w:rPr>
+          <w:b/>
+        </w:rPr>
+        <w:t>evidence</w:t>
+      </w:r>
+      <w:r>
+        <w:rPr>
+          <w:b w:val="0"/>
+        </w:rPr>
+        <w:t xml:space="preserve"> is needed after adding crossed </w:t>
+      </w:r>
+      <w:r>
+        <w:rPr>
+          <w:b/>
+        </w:rPr>
+        <w:t>training</w:t>
+      </w:r>
+      <w:r>
+        <w:rPr>
+          <w:b w:val="0"/>
+        </w:rPr>
+        <w:t xml:space="preserve"> data? Point to the relevant step in the picture, then write the changed result and the rule or </w:t>
+      </w:r>
+      <w:r>
+        <w:rPr>
+          <w:b/>
+        </w:rPr>
+        <w:t>evidence</w:t>
+      </w:r>
+      <w:r>
+        <w:rPr>
+          <w:b w:val="0"/>
+        </w:rPr>
+        <w:t xml:space="preserve"> that supports it.</w:t>
+      </w:r>
+    </w:p>
+    <w:p>
+      <w:pPr>
+        <w:spacing w:line="336" w:lineRule="auto" w:after="180"/>
+        <w:shd w:fill="F5F1FB"/>
+      </w:pPr>
+      <w:r>
+        <w:rPr>
+          <w:b w:val="0"/>
+        </w:rPr>
+        <w:t xml:space="preserve">Draw your project trace and justify the deciding step using </w:t>
+      </w:r>
+      <w:r>
+        <w:rPr>
+          <w:b/>
+        </w:rPr>
+        <w:t>evidence</w:t>
+      </w:r>
+      <w:r>
+        <w:rPr>
+          <w:b w:val="0"/>
+        </w:rPr>
+        <w:t>.</w:t>
       </w:r>
     </w:p>
     <w:sectPr>
